--- a/Cricket Verse Project Documentation.docx
+++ b/Cricket Verse Project Documentation.docx
@@ -19,7 +19,7 @@
         <w:jc w:val="center"/>
       </w:pPr>
       <w:r>
-        <w:t>Updated local project guide for match flow, rules, AI replies, files, and Render deployment.</w:t>
+        <w:t>Updated local guide for match rules, DRS, AI commands, match history, virtual credits, and Render deployment.</w:t>
       </w:r>
     </w:p>
     <w:p>
@@ -59,7 +59,7 @@
         <w:pStyle w:val="ListBullet"/>
       </w:pPr>
       <w:r>
-        <w:t>Database: SQLite by default, DATABASE_PATH controls location</w:t>
+        <w:t>Database: SQLite by default, DATABASE_PATH controls the file location</w:t>
       </w:r>
     </w:p>
     <w:p>
@@ -80,665 +80,76 @@
     </w:p>
     <w:p>
       <w:pPr>
+        <w:pStyle w:val="ListBullet"/>
+      </w:pPr>
+      <w:r>
+        <w:t>This document now records the May 27, 2026 Cricket Verse rules update.</w:t>
+      </w:r>
+    </w:p>
+    <w:p>
+      <w:pPr>
         <w:pStyle w:val="Heading1"/>
       </w:pPr>
       <w:r>
-        <w:t>2. Updated Files</w:t>
+        <w:t>2. Latest Rule Update</w:t>
       </w:r>
     </w:p>
-    <w:tbl>
-      <w:tblPr>
-        <w:tblStyle w:val="TableGrid"/>
-        <w:tblW w:type="auto" w:w="0"/>
-        <w:tblLayout w:type="fixed"/>
-        <w:tblLook w:firstColumn="1" w:firstRow="1" w:lastColumn="0" w:lastRow="0" w:noHBand="0" w:noVBand="1" w:val="04A0"/>
-      </w:tblPr>
-      <w:tblGrid>
-        <w:gridCol w:w="3120"/>
-        <w:gridCol w:w="3120"/>
-        <w:gridCol w:w="3120"/>
-      </w:tblGrid>
-      <w:tr>
-        <w:tc>
-          <w:tcPr>
-            <w:tcW w:type="dxa" w:w="2448"/>
-            <w:vAlign w:val="center"/>
-            <w:shd w:fill="E8EEF5"/>
-          </w:tcPr>
-          <w:p>
-            <w:r/>
-            <w:r>
-              <w:rPr>
-                <w:rFonts w:ascii="Calibri" w:hAnsi="Calibri"/>
-                <w:b/>
-                <w:sz w:val="20"/>
-              </w:rPr>
-              <w:t>File</w:t>
-            </w:r>
-          </w:p>
-        </w:tc>
-        <w:tc>
-          <w:tcPr>
-            <w:tcW w:type="dxa" w:w="2880"/>
-            <w:vAlign w:val="center"/>
-            <w:shd w:fill="E8EEF5"/>
-          </w:tcPr>
-          <w:p>
-            <w:r/>
-            <w:r>
-              <w:rPr>
-                <w:rFonts w:ascii="Calibri" w:hAnsi="Calibri"/>
-                <w:b/>
-                <w:sz w:val="20"/>
-              </w:rPr>
-              <w:t>Purpose</w:t>
-            </w:r>
-          </w:p>
-        </w:tc>
-        <w:tc>
-          <w:tcPr>
-            <w:tcW w:type="dxa" w:w="4032"/>
-            <w:vAlign w:val="center"/>
-            <w:shd w:fill="E8EEF5"/>
-          </w:tcPr>
-          <w:p>
-            <w:r/>
-            <w:r>
-              <w:rPr>
-                <w:rFonts w:ascii="Calibri" w:hAnsi="Calibri"/>
-                <w:b/>
-                <w:sz w:val="20"/>
-              </w:rPr>
-              <w:t>Latest Important Changes</w:t>
-            </w:r>
-          </w:p>
-        </w:tc>
-      </w:tr>
-      <w:tr>
-        <w:tc>
-          <w:tcPr>
-            <w:tcW w:type="dxa" w:w="2448"/>
-            <w:vAlign w:val="center"/>
-          </w:tcPr>
-          <w:p>
-            <w:r/>
-            <w:r>
-              <w:rPr>
-                <w:rFonts w:ascii="Calibri" w:hAnsi="Calibri"/>
-                <w:b w:val="0"/>
-                <w:sz w:val="20"/>
-              </w:rPr>
-              <w:t>main.py</w:t>
-            </w:r>
-          </w:p>
-        </w:tc>
-        <w:tc>
-          <w:tcPr>
-            <w:tcW w:type="dxa" w:w="2880"/>
-            <w:vAlign w:val="center"/>
-          </w:tcPr>
-          <w:p>
-            <w:r/>
-            <w:r>
-              <w:rPr>
-                <w:rFonts w:ascii="Calibri" w:hAnsi="Calibri"/>
-                <w:b w:val="0"/>
-                <w:sz w:val="20"/>
-              </w:rPr>
-              <w:t>Starts the bot</w:t>
-            </w:r>
-          </w:p>
-        </w:tc>
-        <w:tc>
-          <w:tcPr>
-            <w:tcW w:type="dxa" w:w="4032"/>
-            <w:vAlign w:val="center"/>
-          </w:tcPr>
-          <w:p>
-            <w:r/>
-            <w:r>
-              <w:rPr>
-                <w:rFonts w:ascii="Calibri" w:hAnsi="Calibri"/>
-                <w:b w:val="0"/>
-                <w:sz w:val="20"/>
-              </w:rPr>
-              <w:t>Calls cricket_verse.bot.run().</w:t>
-            </w:r>
-          </w:p>
-        </w:tc>
-      </w:tr>
-      <w:tr>
-        <w:tc>
-          <w:tcPr>
-            <w:tcW w:type="dxa" w:w="2448"/>
-            <w:vAlign w:val="center"/>
-          </w:tcPr>
-          <w:p>
-            <w:r/>
-            <w:r>
-              <w:rPr>
-                <w:rFonts w:ascii="Calibri" w:hAnsi="Calibri"/>
-                <w:b w:val="0"/>
-                <w:sz w:val="20"/>
-              </w:rPr>
-              <w:t>cricket_verse/bot.py</w:t>
-            </w:r>
-          </w:p>
-        </w:tc>
-        <w:tc>
-          <w:tcPr>
-            <w:tcW w:type="dxa" w:w="2880"/>
-            <w:vAlign w:val="center"/>
-          </w:tcPr>
-          <w:p>
-            <w:r/>
-            <w:r>
-              <w:rPr>
-                <w:rFonts w:ascii="Calibri" w:hAnsi="Calibri"/>
-                <w:b w:val="0"/>
-                <w:sz w:val="20"/>
-              </w:rPr>
-              <w:t>Telegram commands, callback buttons, lobby, gameplay flow</w:t>
-            </w:r>
-          </w:p>
-        </w:tc>
-        <w:tc>
-          <w:tcPr>
-            <w:tcW w:type="dxa" w:w="4032"/>
-            <w:vAlign w:val="center"/>
-          </w:tcPr>
-          <w:p>
-            <w:r/>
-            <w:r>
-              <w:rPr>
-                <w:rFonts w:ascii="Calibri" w:hAnsi="Calibri"/>
-                <w:b w:val="0"/>
-                <w:sz w:val="20"/>
-              </w:rPr>
-              <w:t>Start lock, admin start approval, /add, funny commentary, team-name reply validation, run + length batting flow, webhook support.</w:t>
-            </w:r>
-          </w:p>
-        </w:tc>
-      </w:tr>
-      <w:tr>
-        <w:tc>
-          <w:tcPr>
-            <w:tcW w:type="dxa" w:w="2448"/>
-            <w:vAlign w:val="center"/>
-          </w:tcPr>
-          <w:p>
-            <w:r/>
-            <w:r>
-              <w:rPr>
-                <w:rFonts w:ascii="Calibri" w:hAnsi="Calibri"/>
-                <w:b w:val="0"/>
-                <w:sz w:val="20"/>
-              </w:rPr>
-              <w:t>cricket_verse/engine.py</w:t>
-            </w:r>
-          </w:p>
-        </w:tc>
-        <w:tc>
-          <w:tcPr>
-            <w:tcW w:type="dxa" w:w="2880"/>
-            <w:vAlign w:val="center"/>
-          </w:tcPr>
-          <w:p>
-            <w:r/>
-            <w:r>
-              <w:rPr>
-                <w:rFonts w:ascii="Calibri" w:hAnsi="Calibri"/>
-                <w:b w:val="0"/>
-                <w:sz w:val="20"/>
-              </w:rPr>
-              <w:t>Cricket scoring and wicket engine</w:t>
-            </w:r>
-          </w:p>
-        </w:tc>
-        <w:tc>
-          <w:tcPr>
-            <w:tcW w:type="dxa" w:w="4032"/>
-            <w:vAlign w:val="center"/>
-          </w:tcPr>
-          <w:p>
-            <w:r/>
-            <w:r>
-              <w:rPr>
-                <w:rFonts w:ascii="Calibri" w:hAnsi="Calibri"/>
-                <w:b w:val="0"/>
-                <w:sz w:val="20"/>
-              </w:rPr>
-              <w:t>Secret actual length, hard-ball miss-run logic, extras, wickets, catches, scoring state.</w:t>
-            </w:r>
-          </w:p>
-        </w:tc>
-      </w:tr>
-      <w:tr>
-        <w:tc>
-          <w:tcPr>
-            <w:tcW w:type="dxa" w:w="2448"/>
-            <w:vAlign w:val="center"/>
-          </w:tcPr>
-          <w:p>
-            <w:r/>
-            <w:r>
-              <w:rPr>
-                <w:rFonts w:ascii="Calibri" w:hAnsi="Calibri"/>
-                <w:b w:val="0"/>
-                <w:sz w:val="20"/>
-              </w:rPr>
-              <w:t>cricket_verse/game_data.py</w:t>
-            </w:r>
-          </w:p>
-        </w:tc>
-        <w:tc>
-          <w:tcPr>
-            <w:tcW w:type="dxa" w:w="2880"/>
-            <w:vAlign w:val="center"/>
-          </w:tcPr>
-          <w:p>
-            <w:r/>
-            <w:r>
-              <w:rPr>
-                <w:rFonts w:ascii="Calibri" w:hAnsi="Calibri"/>
-                <w:b w:val="0"/>
-                <w:sz w:val="20"/>
-              </w:rPr>
-              <w:t>Pacer/spinner delivery tables</w:t>
-            </w:r>
-          </w:p>
-        </w:tc>
-        <w:tc>
-          <w:tcPr>
-            <w:tcW w:type="dxa" w:w="4032"/>
-            <w:vAlign w:val="center"/>
-          </w:tcPr>
-          <w:p>
-            <w:r/>
-            <w:r>
-              <w:rPr>
-                <w:rFonts w:ascii="Calibri" w:hAnsi="Calibri"/>
-                <w:b w:val="0"/>
-                <w:sz w:val="20"/>
-              </w:rPr>
-              <w:t>Contains delivery length, MLR, hard-ball, catch-ball, extras and spam percentages.</w:t>
-            </w:r>
-          </w:p>
-        </w:tc>
-      </w:tr>
-      <w:tr>
-        <w:tc>
-          <w:tcPr>
-            <w:tcW w:type="dxa" w:w="2448"/>
-            <w:vAlign w:val="center"/>
-          </w:tcPr>
-          <w:p>
-            <w:r/>
-            <w:r>
-              <w:rPr>
-                <w:rFonts w:ascii="Calibri" w:hAnsi="Calibri"/>
-                <w:b w:val="0"/>
-                <w:sz w:val="20"/>
-              </w:rPr>
-              <w:t>cricket_verse/formatting.py</w:t>
-            </w:r>
-          </w:p>
-        </w:tc>
-        <w:tc>
-          <w:tcPr>
-            <w:tcW w:type="dxa" w:w="2880"/>
-            <w:vAlign w:val="center"/>
-          </w:tcPr>
-          <w:p>
-            <w:r/>
-            <w:r>
-              <w:rPr>
-                <w:rFonts w:ascii="Calibri" w:hAnsi="Calibri"/>
-                <w:b w:val="0"/>
-                <w:sz w:val="20"/>
-              </w:rPr>
-              <w:t>MPMM and scorecard text</w:t>
-            </w:r>
-          </w:p>
-        </w:tc>
-        <w:tc>
-          <w:tcPr>
-            <w:tcW w:type="dxa" w:w="4032"/>
-            <w:vAlign w:val="center"/>
-          </w:tcPr>
-          <w:p>
-            <w:r/>
-            <w:r>
-              <w:rPr>
-                <w:rFonts w:ascii="Calibri" w:hAnsi="Calibri"/>
-                <w:b w:val="0"/>
-                <w:sz w:val="20"/>
-              </w:rPr>
-              <w:t>/myteam roster view, timeline last 8, RRR only in innings 2.</w:t>
-            </w:r>
-          </w:p>
-        </w:tc>
-      </w:tr>
-      <w:tr>
-        <w:tc>
-          <w:tcPr>
-            <w:tcW w:type="dxa" w:w="2448"/>
-            <w:vAlign w:val="center"/>
-          </w:tcPr>
-          <w:p>
-            <w:r/>
-            <w:r>
-              <w:rPr>
-                <w:rFonts w:ascii="Calibri" w:hAnsi="Calibri"/>
-                <w:b w:val="0"/>
-                <w:sz w:val="20"/>
-              </w:rPr>
-              <w:t>cricket_verse/database.py</w:t>
-            </w:r>
-          </w:p>
-        </w:tc>
-        <w:tc>
-          <w:tcPr>
-            <w:tcW w:type="dxa" w:w="2880"/>
-            <w:vAlign w:val="center"/>
-          </w:tcPr>
-          <w:p>
-            <w:r/>
-            <w:r>
-              <w:rPr>
-                <w:rFonts w:ascii="Calibri" w:hAnsi="Calibri"/>
-                <w:b w:val="0"/>
-                <w:sz w:val="20"/>
-              </w:rPr>
-              <w:t>SQLite persistence</w:t>
-            </w:r>
-          </w:p>
-        </w:tc>
-        <w:tc>
-          <w:tcPr>
-            <w:tcW w:type="dxa" w:w="4032"/>
-            <w:vAlign w:val="center"/>
-          </w:tcPr>
-          <w:p>
-            <w:r/>
-            <w:r>
-              <w:rPr>
-                <w:rFonts w:ascii="Calibri" w:hAnsi="Calibri"/>
-                <w:b w:val="0"/>
-                <w:sz w:val="20"/>
-              </w:rPr>
-              <w:t>Players, active matches, completed matches, career stats, username lookup.</w:t>
-            </w:r>
-          </w:p>
-        </w:tc>
-      </w:tr>
-      <w:tr>
-        <w:tc>
-          <w:tcPr>
-            <w:tcW w:type="dxa" w:w="2448"/>
-            <w:vAlign w:val="center"/>
-          </w:tcPr>
-          <w:p>
-            <w:r/>
-            <w:r>
-              <w:rPr>
-                <w:rFonts w:ascii="Calibri" w:hAnsi="Calibri"/>
-                <w:b w:val="0"/>
-                <w:sz w:val="20"/>
-              </w:rPr>
-              <w:t>cricket_verse/gemini.py</w:t>
-            </w:r>
-          </w:p>
-        </w:tc>
-        <w:tc>
-          <w:tcPr>
-            <w:tcW w:type="dxa" w:w="2880"/>
-            <w:vAlign w:val="center"/>
-          </w:tcPr>
-          <w:p>
-            <w:r/>
-            <w:r>
-              <w:rPr>
-                <w:rFonts w:ascii="Calibri" w:hAnsi="Calibri"/>
-                <w:b w:val="0"/>
-                <w:sz w:val="20"/>
-              </w:rPr>
-              <w:t>Gemini stat answers</w:t>
-            </w:r>
-          </w:p>
-        </w:tc>
-        <w:tc>
-          <w:tcPr>
-            <w:tcW w:type="dxa" w:w="4032"/>
-            <w:vAlign w:val="center"/>
-          </w:tcPr>
-          <w:p>
-            <w:r/>
-            <w:r>
-              <w:rPr>
-                <w:rFonts w:ascii="Calibri" w:hAnsi="Calibri"/>
-                <w:b w:val="0"/>
-                <w:sz w:val="20"/>
-              </w:rPr>
-              <w:t>Longer output, English funny style, fallback summaries, long Telegram reply splitting.</w:t>
-            </w:r>
-          </w:p>
-        </w:tc>
-      </w:tr>
-      <w:tr>
-        <w:tc>
-          <w:tcPr>
-            <w:tcW w:type="dxa" w:w="2448"/>
-            <w:vAlign w:val="center"/>
-          </w:tcPr>
-          <w:p>
-            <w:r/>
-            <w:r>
-              <w:rPr>
-                <w:rFonts w:ascii="Calibri" w:hAnsi="Calibri"/>
-                <w:b w:val="0"/>
-                <w:sz w:val="20"/>
-              </w:rPr>
-              <w:t>cricket_verse/config.py</w:t>
-            </w:r>
-          </w:p>
-        </w:tc>
-        <w:tc>
-          <w:tcPr>
-            <w:tcW w:type="dxa" w:w="2880"/>
-            <w:vAlign w:val="center"/>
-          </w:tcPr>
-          <w:p>
-            <w:r/>
-            <w:r>
-              <w:rPr>
-                <w:rFonts w:ascii="Calibri" w:hAnsi="Calibri"/>
-                <w:b w:val="0"/>
-                <w:sz w:val="20"/>
-              </w:rPr>
-              <w:t>Environment settings</w:t>
-            </w:r>
-          </w:p>
-        </w:tc>
-        <w:tc>
-          <w:tcPr>
-            <w:tcW w:type="dxa" w:w="4032"/>
-            <w:vAlign w:val="center"/>
-          </w:tcPr>
-          <w:p>
-            <w:r/>
-            <w:r>
-              <w:rPr>
-                <w:rFonts w:ascii="Calibri" w:hAnsi="Calibri"/>
-                <w:b w:val="0"/>
-                <w:sz w:val="20"/>
-              </w:rPr>
-              <w:t>RUN_MODE, PORT, webhook path/url, Gemini model, database path.</w:t>
-            </w:r>
-          </w:p>
-        </w:tc>
-      </w:tr>
-      <w:tr>
-        <w:tc>
-          <w:tcPr>
-            <w:tcW w:type="dxa" w:w="2448"/>
-            <w:vAlign w:val="center"/>
-          </w:tcPr>
-          <w:p>
-            <w:r/>
-            <w:r>
-              <w:rPr>
-                <w:rFonts w:ascii="Calibri" w:hAnsi="Calibri"/>
-                <w:b w:val="0"/>
-                <w:sz w:val="20"/>
-              </w:rPr>
-              <w:t>render.yaml</w:t>
-            </w:r>
-          </w:p>
-        </w:tc>
-        <w:tc>
-          <w:tcPr>
-            <w:tcW w:type="dxa" w:w="2880"/>
-            <w:vAlign w:val="center"/>
-          </w:tcPr>
-          <w:p>
-            <w:r/>
-            <w:r>
-              <w:rPr>
-                <w:rFonts w:ascii="Calibri" w:hAnsi="Calibri"/>
-                <w:b w:val="0"/>
-                <w:sz w:val="20"/>
-              </w:rPr>
-              <w:t>Render deployment blueprint</w:t>
-            </w:r>
-          </w:p>
-        </w:tc>
-        <w:tc>
-          <w:tcPr>
-            <w:tcW w:type="dxa" w:w="4032"/>
-            <w:vAlign w:val="center"/>
-          </w:tcPr>
-          <w:p>
-            <w:r/>
-            <w:r>
-              <w:rPr>
-                <w:rFonts w:ascii="Calibri" w:hAnsi="Calibri"/>
-                <w:b w:val="0"/>
-                <w:sz w:val="20"/>
-              </w:rPr>
-              <w:t>Free web service, Python 3.12.8, webhook env setup.</w:t>
-            </w:r>
-          </w:p>
-        </w:tc>
-      </w:tr>
-      <w:tr>
-        <w:tc>
-          <w:tcPr>
-            <w:tcW w:type="dxa" w:w="2448"/>
-            <w:vAlign w:val="center"/>
-          </w:tcPr>
-          <w:p>
-            <w:r/>
-            <w:r>
-              <w:rPr>
-                <w:rFonts w:ascii="Calibri" w:hAnsi="Calibri"/>
-                <w:b w:val="0"/>
-                <w:sz w:val="20"/>
-              </w:rPr>
-              <w:t>.env.example</w:t>
-            </w:r>
-          </w:p>
-        </w:tc>
-        <w:tc>
-          <w:tcPr>
-            <w:tcW w:type="dxa" w:w="2880"/>
-            <w:vAlign w:val="center"/>
-          </w:tcPr>
-          <w:p>
-            <w:r/>
-            <w:r>
-              <w:rPr>
-                <w:rFonts w:ascii="Calibri" w:hAnsi="Calibri"/>
-                <w:b w:val="0"/>
-                <w:sz w:val="20"/>
-              </w:rPr>
-              <w:t>Local env template</w:t>
-            </w:r>
-          </w:p>
-        </w:tc>
-        <w:tc>
-          <w:tcPr>
-            <w:tcW w:type="dxa" w:w="4032"/>
-            <w:vAlign w:val="center"/>
-          </w:tcPr>
-          <w:p>
-            <w:r/>
-            <w:r>
-              <w:rPr>
-                <w:rFonts w:ascii="Calibri" w:hAnsi="Calibri"/>
-                <w:b w:val="0"/>
-                <w:sz w:val="20"/>
-              </w:rPr>
-              <w:t>Uses gemini-flash-latest and webhook/polling switches.</w:t>
-            </w:r>
-          </w:p>
-        </w:tc>
-      </w:tr>
-      <w:tr>
-        <w:tc>
-          <w:tcPr>
-            <w:tcW w:type="dxa" w:w="2448"/>
-            <w:vAlign w:val="center"/>
-          </w:tcPr>
-          <w:p>
-            <w:r/>
-            <w:r>
-              <w:rPr>
-                <w:rFonts w:ascii="Calibri" w:hAnsi="Calibri"/>
-                <w:b w:val="0"/>
-                <w:sz w:val="20"/>
-              </w:rPr>
-              <w:t>README.md</w:t>
-            </w:r>
-          </w:p>
-        </w:tc>
-        <w:tc>
-          <w:tcPr>
-            <w:tcW w:type="dxa" w:w="2880"/>
-            <w:vAlign w:val="center"/>
-          </w:tcPr>
-          <w:p>
-            <w:r/>
-            <w:r>
-              <w:rPr>
-                <w:rFonts w:ascii="Calibri" w:hAnsi="Calibri"/>
-                <w:b w:val="0"/>
-                <w:sz w:val="20"/>
-              </w:rPr>
-              <w:t>Human quick guide</w:t>
-            </w:r>
-          </w:p>
-        </w:tc>
-        <w:tc>
-          <w:tcPr>
-            <w:tcW w:type="dxa" w:w="4032"/>
-            <w:vAlign w:val="center"/>
-          </w:tcPr>
-          <w:p>
-            <w:r/>
-            <w:r>
-              <w:rPr>
-                <w:rFonts w:ascii="Calibri" w:hAnsi="Calibri"/>
-                <w:b w:val="0"/>
-                <w:sz w:val="20"/>
-              </w:rPr>
-              <w:t>Updated commands, Render setup, ball flow, latest behavior notes.</w:t>
-            </w:r>
-          </w:p>
-        </w:tc>
-      </w:tr>
-    </w:tbl>
-    <w:p/>
+    <w:p>
+      <w:pPr>
+        <w:pStyle w:val="ListBullet"/>
+      </w:pPr>
+      <w:r>
+        <w:t>Natural AI replies are removed. The bot answers match questions only through /ask.</w:t>
+      </w:r>
+    </w:p>
+    <w:p>
+      <w:pPr>
+        <w:pStyle w:val="ListBullet"/>
+      </w:pPr>
+      <w:r>
+        <w:t>/buzz is reserved for previous-match history, player stats, records, and database-backed banter.</w:t>
+      </w:r>
+    </w:p>
+    <w:p>
+      <w:pPr>
+        <w:pStyle w:val="ListBullet"/>
+      </w:pPr>
+      <w:r>
+        <w:t>Every completed match gets a match id. /matchin &lt;id&gt; shows saved match details and all player data.</w:t>
+      </w:r>
+    </w:p>
+    <w:p>
+      <w:pPr>
+        <w:pStyle w:val="ListBullet"/>
+      </w:pPr>
+      <w:r>
+        <w:t>Each team receives 2 DRS reviews per innings for LBW or Stumped wicket calls.</w:t>
+      </w:r>
+    </w:p>
+    <w:p>
+      <w:pPr>
+        <w:pStyle w:val="ListBullet"/>
+      </w:pPr>
+      <w:r>
+        <w:t>Player of the Match is announced at match end using batting, bowling, fielding, and winning impact.</w:t>
+      </w:r>
+    </w:p>
+    <w:p>
+      <w:pPr>
+        <w:pStyle w:val="ListBullet"/>
+      </w:pPr>
+      <w:r>
+        <w:t>Team formation should avoid chat spam by editing the same /myteam message for add, remove, and select flows.</w:t>
+      </w:r>
+    </w:p>
+    <w:p>
+      <w:pPr>
+        <w:pStyle w:val="ListBullet"/>
+      </w:pPr>
+      <w:r>
+        <w:t>Virtual credits and fun games are for entertainment only. No real money, deposits, withdrawals, or cash value.</w:t>
+      </w:r>
+    </w:p>
     <w:p>
       <w:pPr>
         <w:pStyle w:val="Heading1"/>
@@ -760,7 +171,7 @@
         <w:pStyle w:val="ListNumber"/>
       </w:pPr>
       <w:r>
-        <w:t>Captain 2 joins through the Join button.</w:t>
+        <w:t>The bot asks both captains to join on the main match message.</w:t>
       </w:r>
     </w:p>
     <w:p>
@@ -768,7 +179,7 @@
         <w:pStyle w:val="ListNumber"/>
       </w:pPr>
       <w:r>
-        <w:t>Both captains must reply with team names. Only the requested captain's reply is accepted.</w:t>
+        <w:t>Only the requested captain's reply is accepted when the bot asks for team names.</w:t>
       </w:r>
     </w:p>
     <w:p>
@@ -776,7 +187,7 @@
         <w:pStyle w:val="ListNumber"/>
       </w:pPr>
       <w:r>
-        <w:t>Bot randomly selects one captain as toss winner.</w:t>
+        <w:t>The bot randomly selects one captain as toss winner.</w:t>
       </w:r>
     </w:p>
     <w:p>
@@ -800,7 +211,7 @@
         <w:pStyle w:val="ListNumber"/>
       </w:pPr>
       <w:r>
-        <w:t>Start remains locked until both teams have equal players and the opening batter and bowler are selected.</w:t>
+        <w:t>Start stays locked until both teams have equal players and the opening batter and bowler are selected.</w:t>
       </w:r>
     </w:p>
     <w:p>
@@ -808,7 +219,7 @@
         <w:pStyle w:val="ListNumber"/>
       </w:pPr>
       <w:r>
-        <w:t>Admin approval is required before the match can start after both captains press Start.</w:t>
+        <w:t>After both captains press Start, admin approval is required before the match begins.</w:t>
       </w:r>
     </w:p>
     <w:p>
@@ -816,7 +227,7 @@
         <w:pStyle w:val="Heading1"/>
       </w:pPr>
       <w:r>
-        <w:t>4. /myteam And /add Behavior</w:t>
+        <w:t>4. Team Formation</w:t>
       </w:r>
     </w:p>
     <w:p>
@@ -824,7 +235,7 @@
         <w:pStyle w:val="ListBullet"/>
       </w:pPr>
       <w:r>
-        <w:t>/myteam is captain-only and shows only that captain's roster.</w:t>
+        <w:t>/myteam is captain-only and displays only that captain's roster.</w:t>
       </w:r>
     </w:p>
     <w:p>
@@ -832,7 +243,7 @@
         <w:pStyle w:val="ListBullet"/>
       </w:pPr>
       <w:r>
-        <w:t>Add button remains available in /myteam.</w:t>
+        <w:t>The /myteam Add, Remove, and Select flows should edit the same menu message instead of sending many new messages.</w:t>
       </w:r>
     </w:p>
     <w:p>
@@ -840,7 +251,7 @@
         <w:pStyle w:val="ListBullet"/>
       </w:pPr>
       <w:r>
-        <w:t>New /add support lets a captain add a tagged/replied/numeric-id player directly.</w:t>
+        <w:t>/add lets a captain add a replied player, tagged player, username, Telegram link, numeric id, or known user.</w:t>
       </w:r>
     </w:p>
     <w:p>
@@ -848,7 +259,7 @@
         <w:pStyle w:val="ListBullet"/>
       </w:pPr>
       <w:r>
-        <w:t>Remove button remains serial-number based.</w:t>
+        <w:t>Remove remains serial-number based from the captain's own list.</w:t>
       </w:r>
     </w:p>
     <w:p>
@@ -856,7 +267,7 @@
         <w:pStyle w:val="ListBullet"/>
       </w:pPr>
       <w:r>
-        <w:t>Players show Telegram first name in team lists when available.</w:t>
+        <w:t>Select shows serial buttons for choosing the opening batter or current bowler.</w:t>
       </w:r>
     </w:p>
     <w:p>
@@ -864,7 +275,15 @@
         <w:pStyle w:val="ListBullet"/>
       </w:pPr>
       <w:r>
-        <w:t>Player list updates after add/remove/select operations.</w:t>
+        <w:t>Players are shown by Telegram first name when available. Names refresh when the bot sees the user again.</w:t>
+      </w:r>
+    </w:p>
+    <w:p>
+      <w:pPr>
+        <w:pStyle w:val="ListBullet"/>
+      </w:pPr>
+      <w:r>
+        <w:t>Button permissions stay strict. If the wrong person clicks, the popup says: You are not [Player Name]!</w:t>
       </w:r>
     </w:p>
     <w:p>
@@ -880,7 +299,7 @@
         <w:pStyle w:val="ListBullet"/>
       </w:pPr>
       <w:r>
-        <w:t>MPMM updates every ball with score, wickets, overs, current batter, current bowler, and last delivery.</w:t>
+        <w:t>The Main Playing Match Message updates every ball with runs, wickets, overs, batter, bowler, and last delivery.</w:t>
       </w:r>
     </w:p>
     <w:p>
@@ -888,7 +307,7 @@
         <w:pStyle w:val="ListBullet"/>
       </w:pPr>
       <w:r>
-        <w:t>CRR always appears.</w:t>
+        <w:t>CRR always appears. RRR appears only in the second innings.</w:t>
       </w:r>
     </w:p>
     <w:p>
@@ -896,7 +315,15 @@
         <w:pStyle w:val="ListBullet"/>
       </w:pPr>
       <w:r>
-        <w:t>RRR appears only in the second innings.</w:t>
+        <w:t>Current batter shows runs, balls, and strike rate.</w:t>
+      </w:r>
+    </w:p>
+    <w:p>
+      <w:pPr>
+        <w:pStyle w:val="ListBullet"/>
+      </w:pPr>
+      <w:r>
+        <w:t>Current bowler shows wickets, overs, runs conceded, and economy.</w:t>
       </w:r>
     </w:p>
     <w:p>
@@ -912,7 +339,7 @@
         <w:pStyle w:val="ListBullet"/>
       </w:pPr>
       <w:r>
-        <w:t>Wrong-user button clicks show: You are not [Player Name]!</w:t>
+        <w:t>Extra balls receive normal short commentary, not giant AI paragraphs.</w:t>
       </w:r>
     </w:p>
     <w:p>
@@ -920,15 +347,7 @@
         <w:pStyle w:val="ListBullet"/>
       </w:pPr>
       <w:r>
-        <w:t>Over complete pauses the arena and asks the bowling captain to select a new bowler.</w:t>
-      </w:r>
-    </w:p>
-    <w:p>
-      <w:pPr>
-        <w:pStyle w:val="ListBullet"/>
-      </w:pPr>
-      <w:r>
-        <w:t>Wicket pauses the arena and asks the batting captain to select a new batter.</w:t>
+        <w:t>Wicket, catch, drop, DRS, chase, and pressure events get human-style funny commentary.</w:t>
       </w:r>
     </w:p>
     <w:p>
@@ -936,87 +355,7 @@
         <w:pStyle w:val="Heading1"/>
       </w:pPr>
       <w:r>
-        <w:t>6. Ball Physics And Hard-Ball Logic</w:t>
-      </w:r>
-    </w:p>
-    <w:p>
-      <w:pPr>
-        <w:pStyle w:val="ListNumber"/>
-      </w:pPr>
-      <w:r>
-        <w:t>Bowler chooses a delivery type.</w:t>
-      </w:r>
-    </w:p>
-    <w:p>
-      <w:pPr>
-        <w:pStyle w:val="ListNumber"/>
-      </w:pPr>
-      <w:r>
-        <w:t>Bot secretly picks the actual length from that delivery's allowed lengths.</w:t>
-      </w:r>
-    </w:p>
-    <w:p>
-      <w:pPr>
-        <w:pStyle w:val="ListNumber"/>
-      </w:pPr>
-      <w:r>
-        <w:t>Batter selects a run.</w:t>
-      </w:r>
-    </w:p>
-    <w:p>
-      <w:pPr>
-        <w:pStyle w:val="ListNumber"/>
-      </w:pPr>
-      <w:r>
-        <w:t>Batter selects a length guess.</w:t>
-      </w:r>
-    </w:p>
-    <w:p>
-      <w:pPr>
-        <w:pStyle w:val="ListNumber"/>
-      </w:pPr>
-      <w:r>
-        <w:t>If the batter length matches the actual length, normal selected runs are awarded.</w:t>
-      </w:r>
-    </w:p>
-    <w:p>
-      <w:pPr>
-        <w:pStyle w:val="ListNumber"/>
-      </w:pPr>
-      <w:r>
-        <w:t>If the length misses, the MLR/miss-run table gives miss-length runs.</w:t>
-      </w:r>
-    </w:p>
-    <w:p>
-      <w:pPr>
-        <w:pStyle w:val="ListNumber"/>
-      </w:pPr>
-      <w:r>
-        <w:t>For the first 3 hard balls in an over, hard-ball protection applies: length miss gives miss-length runs.</w:t>
-      </w:r>
-    </w:p>
-    <w:p>
-      <w:pPr>
-        <w:pStyle w:val="ListNumber"/>
-      </w:pPr>
-      <w:r>
-        <w:t>Bouncers count into the hard-ball cap. After 2 bouncers, only 1 more hard-ball slot remains.</w:t>
-      </w:r>
-    </w:p>
-    <w:p>
-      <w:pPr>
-        <w:pStyle w:val="ListNumber"/>
-      </w:pPr>
-      <w:r>
-        <w:t>From the 4th hard ball onward, batter gets selected runs even if length logic would otherwise restrict it.</w:t>
-      </w:r>
-    </w:p>
-    <w:p>
-      <w:pPr>
-        <w:pStyle w:val="Heading1"/>
-      </w:pPr>
-      <w:r>
-        <w:t>7. Bowling Data Summary</w:t>
+        <w:t>6. Pacer Ball Data</w:t>
       </w:r>
     </w:p>
     <w:tbl>
@@ -1035,7 +374,1144 @@
       <w:tr>
         <w:tc>
           <w:tcPr>
-            <w:tcW w:type="dxa" w:w="1584"/>
+            <w:tcW w:type="dxa" w:w="864"/>
+            <w:vAlign w:val="center"/>
+            <w:shd w:fill="E8EEF5"/>
+          </w:tcPr>
+          <w:p>
+            <w:r/>
+            <w:r>
+              <w:rPr>
+                <w:rFonts w:ascii="Calibri" w:hAnsi="Calibri"/>
+                <w:b/>
+                <w:sz w:val="20"/>
+              </w:rPr>
+              <w:t>No.</w:t>
+            </w:r>
+          </w:p>
+        </w:tc>
+        <w:tc>
+          <w:tcPr>
+            <w:tcW w:type="dxa" w:w="2160"/>
+            <w:vAlign w:val="center"/>
+            <w:shd w:fill="E8EEF5"/>
+          </w:tcPr>
+          <w:p>
+            <w:r/>
+            <w:r>
+              <w:rPr>
+                <w:rFonts w:ascii="Calibri" w:hAnsi="Calibri"/>
+                <w:b/>
+                <w:sz w:val="20"/>
+              </w:rPr>
+              <w:t>Delivery</w:t>
+            </w:r>
+          </w:p>
+        </w:tc>
+        <w:tc>
+          <w:tcPr>
+            <w:tcW w:type="dxa" w:w="2448"/>
+            <w:vAlign w:val="center"/>
+            <w:shd w:fill="E8EEF5"/>
+          </w:tcPr>
+          <w:p>
+            <w:r/>
+            <w:r>
+              <w:rPr>
+                <w:rFonts w:ascii="Calibri" w:hAnsi="Calibri"/>
+                <w:b/>
+                <w:sz w:val="20"/>
+              </w:rPr>
+              <w:t>Allowed Lengths</w:t>
+            </w:r>
+          </w:p>
+        </w:tc>
+        <w:tc>
+          <w:tcPr>
+            <w:tcW w:type="dxa" w:w="3888"/>
+            <w:vAlign w:val="center"/>
+            <w:shd w:fill="E8EEF5"/>
+          </w:tcPr>
+          <w:p>
+            <w:r/>
+            <w:r>
+              <w:rPr>
+                <w:rFonts w:ascii="Calibri" w:hAnsi="Calibri"/>
+                <w:b/>
+                <w:sz w:val="20"/>
+              </w:rPr>
+              <w:t>MLR</w:t>
+            </w:r>
+          </w:p>
+        </w:tc>
+      </w:tr>
+      <w:tr>
+        <w:tc>
+          <w:tcPr>
+            <w:tcW w:type="dxa" w:w="864"/>
+            <w:vAlign w:val="center"/>
+          </w:tcPr>
+          <w:p>
+            <w:r/>
+            <w:r>
+              <w:rPr>
+                <w:rFonts w:ascii="Calibri" w:hAnsi="Calibri"/>
+                <w:b w:val="0"/>
+                <w:sz w:val="20"/>
+              </w:rPr>
+              <w:t>0</w:t>
+            </w:r>
+          </w:p>
+        </w:tc>
+        <w:tc>
+          <w:tcPr>
+            <w:tcW w:type="dxa" w:w="2160"/>
+            <w:vAlign w:val="center"/>
+          </w:tcPr>
+          <w:p>
+            <w:r/>
+            <w:r>
+              <w:rPr>
+                <w:rFonts w:ascii="Calibri" w:hAnsi="Calibri"/>
+                <w:b w:val="0"/>
+                <w:sz w:val="20"/>
+              </w:rPr>
+              <w:t>Reverse Swing</w:t>
+            </w:r>
+          </w:p>
+        </w:tc>
+        <w:tc>
+          <w:tcPr>
+            <w:tcW w:type="dxa" w:w="2448"/>
+            <w:vAlign w:val="center"/>
+          </w:tcPr>
+          <w:p>
+            <w:r/>
+            <w:r>
+              <w:rPr>
+                <w:rFonts w:ascii="Calibri" w:hAnsi="Calibri"/>
+                <w:b w:val="0"/>
+                <w:sz w:val="20"/>
+              </w:rPr>
+              <w:t>Yorker, Full</w:t>
+            </w:r>
+          </w:p>
+        </w:tc>
+        <w:tc>
+          <w:tcPr>
+            <w:tcW w:type="dxa" w:w="3888"/>
+            <w:vAlign w:val="center"/>
+          </w:tcPr>
+          <w:p>
+            <w:r/>
+            <w:r>
+              <w:rPr>
+                <w:rFonts w:ascii="Calibri" w:hAnsi="Calibri"/>
+                <w:b w:val="0"/>
+                <w:sz w:val="20"/>
+              </w:rPr>
+              <w:t>0, 1</w:t>
+            </w:r>
+          </w:p>
+        </w:tc>
+      </w:tr>
+      <w:tr>
+        <w:tc>
+          <w:tcPr>
+            <w:tcW w:type="dxa" w:w="864"/>
+            <w:vAlign w:val="center"/>
+          </w:tcPr>
+          <w:p>
+            <w:r/>
+            <w:r>
+              <w:rPr>
+                <w:rFonts w:ascii="Calibri" w:hAnsi="Calibri"/>
+                <w:b w:val="0"/>
+                <w:sz w:val="20"/>
+              </w:rPr>
+              <w:t>1</w:t>
+            </w:r>
+          </w:p>
+        </w:tc>
+        <w:tc>
+          <w:tcPr>
+            <w:tcW w:type="dxa" w:w="2160"/>
+            <w:vAlign w:val="center"/>
+          </w:tcPr>
+          <w:p>
+            <w:r/>
+            <w:r>
+              <w:rPr>
+                <w:rFonts w:ascii="Calibri" w:hAnsi="Calibri"/>
+                <w:b w:val="0"/>
+                <w:sz w:val="20"/>
+              </w:rPr>
+              <w:t>Bouncer</w:t>
+            </w:r>
+          </w:p>
+        </w:tc>
+        <w:tc>
+          <w:tcPr>
+            <w:tcW w:type="dxa" w:w="2448"/>
+            <w:vAlign w:val="center"/>
+          </w:tcPr>
+          <w:p>
+            <w:r/>
+            <w:r>
+              <w:rPr>
+                <w:rFonts w:ascii="Calibri" w:hAnsi="Calibri"/>
+                <w:b w:val="0"/>
+                <w:sz w:val="20"/>
+              </w:rPr>
+              <w:t>Bouncer, Short</w:t>
+            </w:r>
+          </w:p>
+        </w:tc>
+        <w:tc>
+          <w:tcPr>
+            <w:tcW w:type="dxa" w:w="3888"/>
+            <w:vAlign w:val="center"/>
+          </w:tcPr>
+          <w:p>
+            <w:r/>
+            <w:r>
+              <w:rPr>
+                <w:rFonts w:ascii="Calibri" w:hAnsi="Calibri"/>
+                <w:b w:val="0"/>
+                <w:sz w:val="20"/>
+              </w:rPr>
+              <w:t>0, 1, 2</w:t>
+            </w:r>
+          </w:p>
+        </w:tc>
+      </w:tr>
+      <w:tr>
+        <w:tc>
+          <w:tcPr>
+            <w:tcW w:type="dxa" w:w="864"/>
+            <w:vAlign w:val="center"/>
+          </w:tcPr>
+          <w:p>
+            <w:r/>
+            <w:r>
+              <w:rPr>
+                <w:rFonts w:ascii="Calibri" w:hAnsi="Calibri"/>
+                <w:b w:val="0"/>
+                <w:sz w:val="20"/>
+              </w:rPr>
+              <w:t>2</w:t>
+            </w:r>
+          </w:p>
+        </w:tc>
+        <w:tc>
+          <w:tcPr>
+            <w:tcW w:type="dxa" w:w="2160"/>
+            <w:vAlign w:val="center"/>
+          </w:tcPr>
+          <w:p>
+            <w:r/>
+            <w:r>
+              <w:rPr>
+                <w:rFonts w:ascii="Calibri" w:hAnsi="Calibri"/>
+                <w:b w:val="0"/>
+                <w:sz w:val="20"/>
+              </w:rPr>
+              <w:t>Yorker</w:t>
+            </w:r>
+          </w:p>
+        </w:tc>
+        <w:tc>
+          <w:tcPr>
+            <w:tcW w:type="dxa" w:w="2448"/>
+            <w:vAlign w:val="center"/>
+          </w:tcPr>
+          <w:p>
+            <w:r/>
+            <w:r>
+              <w:rPr>
+                <w:rFonts w:ascii="Calibri" w:hAnsi="Calibri"/>
+                <w:b w:val="0"/>
+                <w:sz w:val="20"/>
+              </w:rPr>
+              <w:t>Yorker</w:t>
+            </w:r>
+          </w:p>
+        </w:tc>
+        <w:tc>
+          <w:tcPr>
+            <w:tcW w:type="dxa" w:w="3888"/>
+            <w:vAlign w:val="center"/>
+          </w:tcPr>
+          <w:p>
+            <w:r/>
+            <w:r>
+              <w:rPr>
+                <w:rFonts w:ascii="Calibri" w:hAnsi="Calibri"/>
+                <w:b w:val="0"/>
+                <w:sz w:val="20"/>
+              </w:rPr>
+              <w:t>0, 1, 2</w:t>
+            </w:r>
+          </w:p>
+        </w:tc>
+      </w:tr>
+      <w:tr>
+        <w:tc>
+          <w:tcPr>
+            <w:tcW w:type="dxa" w:w="864"/>
+            <w:vAlign w:val="center"/>
+          </w:tcPr>
+          <w:p>
+            <w:r/>
+            <w:r>
+              <w:rPr>
+                <w:rFonts w:ascii="Calibri" w:hAnsi="Calibri"/>
+                <w:b w:val="0"/>
+                <w:sz w:val="20"/>
+              </w:rPr>
+              <w:t>3</w:t>
+            </w:r>
+          </w:p>
+        </w:tc>
+        <w:tc>
+          <w:tcPr>
+            <w:tcW w:type="dxa" w:w="2160"/>
+            <w:vAlign w:val="center"/>
+          </w:tcPr>
+          <w:p>
+            <w:r/>
+            <w:r>
+              <w:rPr>
+                <w:rFonts w:ascii="Calibri" w:hAnsi="Calibri"/>
+                <w:b w:val="0"/>
+                <w:sz w:val="20"/>
+              </w:rPr>
+              <w:t>Short</w:t>
+            </w:r>
+          </w:p>
+        </w:tc>
+        <w:tc>
+          <w:tcPr>
+            <w:tcW w:type="dxa" w:w="2448"/>
+            <w:vAlign w:val="center"/>
+          </w:tcPr>
+          <w:p>
+            <w:r/>
+            <w:r>
+              <w:rPr>
+                <w:rFonts w:ascii="Calibri" w:hAnsi="Calibri"/>
+                <w:b w:val="0"/>
+                <w:sz w:val="20"/>
+              </w:rPr>
+              <w:t>Short</w:t>
+            </w:r>
+          </w:p>
+        </w:tc>
+        <w:tc>
+          <w:tcPr>
+            <w:tcW w:type="dxa" w:w="3888"/>
+            <w:vAlign w:val="center"/>
+          </w:tcPr>
+          <w:p>
+            <w:r/>
+            <w:r>
+              <w:rPr>
+                <w:rFonts w:ascii="Calibri" w:hAnsi="Calibri"/>
+                <w:b w:val="0"/>
+                <w:sz w:val="20"/>
+              </w:rPr>
+              <w:t>1, 2, 3, 4</w:t>
+            </w:r>
+          </w:p>
+        </w:tc>
+      </w:tr>
+      <w:tr>
+        <w:tc>
+          <w:tcPr>
+            <w:tcW w:type="dxa" w:w="864"/>
+            <w:vAlign w:val="center"/>
+          </w:tcPr>
+          <w:p>
+            <w:r/>
+            <w:r>
+              <w:rPr>
+                <w:rFonts w:ascii="Calibri" w:hAnsi="Calibri"/>
+                <w:b w:val="0"/>
+                <w:sz w:val="20"/>
+              </w:rPr>
+              <w:t>4</w:t>
+            </w:r>
+          </w:p>
+        </w:tc>
+        <w:tc>
+          <w:tcPr>
+            <w:tcW w:type="dxa" w:w="2160"/>
+            <w:vAlign w:val="center"/>
+          </w:tcPr>
+          <w:p>
+            <w:r/>
+            <w:r>
+              <w:rPr>
+                <w:rFonts w:ascii="Calibri" w:hAnsi="Calibri"/>
+                <w:b w:val="0"/>
+                <w:sz w:val="20"/>
+              </w:rPr>
+              <w:t>Slower</w:t>
+            </w:r>
+          </w:p>
+        </w:tc>
+        <w:tc>
+          <w:tcPr>
+            <w:tcW w:type="dxa" w:w="2448"/>
+            <w:vAlign w:val="center"/>
+          </w:tcPr>
+          <w:p>
+            <w:r/>
+            <w:r>
+              <w:rPr>
+                <w:rFonts w:ascii="Calibri" w:hAnsi="Calibri"/>
+                <w:b w:val="0"/>
+                <w:sz w:val="20"/>
+              </w:rPr>
+              <w:t>Full, Good</w:t>
+            </w:r>
+          </w:p>
+        </w:tc>
+        <w:tc>
+          <w:tcPr>
+            <w:tcW w:type="dxa" w:w="3888"/>
+            <w:vAlign w:val="center"/>
+          </w:tcPr>
+          <w:p>
+            <w:r/>
+            <w:r>
+              <w:rPr>
+                <w:rFonts w:ascii="Calibri" w:hAnsi="Calibri"/>
+                <w:b w:val="0"/>
+                <w:sz w:val="20"/>
+              </w:rPr>
+              <w:t>Full: 1, 2, 4; Good: 0, 1, 2, 3</w:t>
+            </w:r>
+          </w:p>
+        </w:tc>
+      </w:tr>
+      <w:tr>
+        <w:tc>
+          <w:tcPr>
+            <w:tcW w:type="dxa" w:w="864"/>
+            <w:vAlign w:val="center"/>
+          </w:tcPr>
+          <w:p>
+            <w:r/>
+            <w:r>
+              <w:rPr>
+                <w:rFonts w:ascii="Calibri" w:hAnsi="Calibri"/>
+                <w:b w:val="0"/>
+                <w:sz w:val="20"/>
+              </w:rPr>
+              <w:t>6</w:t>
+            </w:r>
+          </w:p>
+        </w:tc>
+        <w:tc>
+          <w:tcPr>
+            <w:tcW w:type="dxa" w:w="2160"/>
+            <w:vAlign w:val="center"/>
+          </w:tcPr>
+          <w:p>
+            <w:r/>
+            <w:r>
+              <w:rPr>
+                <w:rFonts w:ascii="Calibri" w:hAnsi="Calibri"/>
+                <w:b w:val="0"/>
+                <w:sz w:val="20"/>
+              </w:rPr>
+              <w:t>Knuckle</w:t>
+            </w:r>
+          </w:p>
+        </w:tc>
+        <w:tc>
+          <w:tcPr>
+            <w:tcW w:type="dxa" w:w="2448"/>
+            <w:vAlign w:val="center"/>
+          </w:tcPr>
+          <w:p>
+            <w:r/>
+            <w:r>
+              <w:rPr>
+                <w:rFonts w:ascii="Calibri" w:hAnsi="Calibri"/>
+                <w:b w:val="0"/>
+                <w:sz w:val="20"/>
+              </w:rPr>
+              <w:t>Full, Yorker</w:t>
+            </w:r>
+          </w:p>
+        </w:tc>
+        <w:tc>
+          <w:tcPr>
+            <w:tcW w:type="dxa" w:w="3888"/>
+            <w:vAlign w:val="center"/>
+          </w:tcPr>
+          <w:p>
+            <w:r/>
+            <w:r>
+              <w:rPr>
+                <w:rFonts w:ascii="Calibri" w:hAnsi="Calibri"/>
+                <w:b w:val="0"/>
+                <w:sz w:val="20"/>
+              </w:rPr>
+              <w:t>Full: 2, 4, 6; Yorker: 0, 2</w:t>
+            </w:r>
+          </w:p>
+        </w:tc>
+      </w:tr>
+    </w:tbl>
+    <w:p/>
+    <w:p>
+      <w:pPr>
+        <w:pStyle w:val="Heading1"/>
+      </w:pPr>
+      <w:r>
+        <w:t>7. Spinner Ball Data</w:t>
+      </w:r>
+    </w:p>
+    <w:tbl>
+      <w:tblPr>
+        <w:tblStyle w:val="TableGrid"/>
+        <w:tblW w:type="auto" w:w="0"/>
+        <w:tblLayout w:type="fixed"/>
+        <w:tblLook w:firstColumn="1" w:firstRow="1" w:lastColumn="0" w:lastRow="0" w:noHBand="0" w:noVBand="1" w:val="04A0"/>
+      </w:tblPr>
+      <w:tblGrid>
+        <w:gridCol w:w="2340"/>
+        <w:gridCol w:w="2340"/>
+        <w:gridCol w:w="2340"/>
+        <w:gridCol w:w="2340"/>
+      </w:tblGrid>
+      <w:tr>
+        <w:tc>
+          <w:tcPr>
+            <w:tcW w:type="dxa" w:w="864"/>
+            <w:vAlign w:val="center"/>
+            <w:shd w:fill="E8EEF5"/>
+          </w:tcPr>
+          <w:p>
+            <w:r/>
+            <w:r>
+              <w:rPr>
+                <w:rFonts w:ascii="Calibri" w:hAnsi="Calibri"/>
+                <w:b/>
+                <w:sz w:val="20"/>
+              </w:rPr>
+              <w:t>No.</w:t>
+            </w:r>
+          </w:p>
+        </w:tc>
+        <w:tc>
+          <w:tcPr>
+            <w:tcW w:type="dxa" w:w="2160"/>
+            <w:vAlign w:val="center"/>
+            <w:shd w:fill="E8EEF5"/>
+          </w:tcPr>
+          <w:p>
+            <w:r/>
+            <w:r>
+              <w:rPr>
+                <w:rFonts w:ascii="Calibri" w:hAnsi="Calibri"/>
+                <w:b/>
+                <w:sz w:val="20"/>
+              </w:rPr>
+              <w:t>Delivery</w:t>
+            </w:r>
+          </w:p>
+        </w:tc>
+        <w:tc>
+          <w:tcPr>
+            <w:tcW w:type="dxa" w:w="2448"/>
+            <w:vAlign w:val="center"/>
+            <w:shd w:fill="E8EEF5"/>
+          </w:tcPr>
+          <w:p>
+            <w:r/>
+            <w:r>
+              <w:rPr>
+                <w:rFonts w:ascii="Calibri" w:hAnsi="Calibri"/>
+                <w:b/>
+                <w:sz w:val="20"/>
+              </w:rPr>
+              <w:t>Allowed Lengths</w:t>
+            </w:r>
+          </w:p>
+        </w:tc>
+        <w:tc>
+          <w:tcPr>
+            <w:tcW w:type="dxa" w:w="3888"/>
+            <w:vAlign w:val="center"/>
+            <w:shd w:fill="E8EEF5"/>
+          </w:tcPr>
+          <w:p>
+            <w:r/>
+            <w:r>
+              <w:rPr>
+                <w:rFonts w:ascii="Calibri" w:hAnsi="Calibri"/>
+                <w:b/>
+                <w:sz w:val="20"/>
+              </w:rPr>
+              <w:t>MLR</w:t>
+            </w:r>
+          </w:p>
+        </w:tc>
+      </w:tr>
+      <w:tr>
+        <w:tc>
+          <w:tcPr>
+            <w:tcW w:type="dxa" w:w="864"/>
+            <w:vAlign w:val="center"/>
+          </w:tcPr>
+          <w:p>
+            <w:r/>
+            <w:r>
+              <w:rPr>
+                <w:rFonts w:ascii="Calibri" w:hAnsi="Calibri"/>
+                <w:b w:val="0"/>
+                <w:sz w:val="20"/>
+              </w:rPr>
+              <w:t>0</w:t>
+            </w:r>
+          </w:p>
+        </w:tc>
+        <w:tc>
+          <w:tcPr>
+            <w:tcW w:type="dxa" w:w="2160"/>
+            <w:vAlign w:val="center"/>
+          </w:tcPr>
+          <w:p>
+            <w:r/>
+            <w:r>
+              <w:rPr>
+                <w:rFonts w:ascii="Calibri" w:hAnsi="Calibri"/>
+                <w:b w:val="0"/>
+                <w:sz w:val="20"/>
+              </w:rPr>
+              <w:t>Carrom</w:t>
+            </w:r>
+          </w:p>
+        </w:tc>
+        <w:tc>
+          <w:tcPr>
+            <w:tcW w:type="dxa" w:w="2448"/>
+            <w:vAlign w:val="center"/>
+          </w:tcPr>
+          <w:p>
+            <w:r/>
+            <w:r>
+              <w:rPr>
+                <w:rFonts w:ascii="Calibri" w:hAnsi="Calibri"/>
+                <w:b w:val="0"/>
+                <w:sz w:val="20"/>
+              </w:rPr>
+              <w:t>Good</w:t>
+            </w:r>
+          </w:p>
+        </w:tc>
+        <w:tc>
+          <w:tcPr>
+            <w:tcW w:type="dxa" w:w="3888"/>
+            <w:vAlign w:val="center"/>
+          </w:tcPr>
+          <w:p>
+            <w:r/>
+            <w:r>
+              <w:rPr>
+                <w:rFonts w:ascii="Calibri" w:hAnsi="Calibri"/>
+                <w:b w:val="0"/>
+                <w:sz w:val="20"/>
+              </w:rPr>
+              <w:t>0, 1</w:t>
+            </w:r>
+          </w:p>
+        </w:tc>
+      </w:tr>
+      <w:tr>
+        <w:tc>
+          <w:tcPr>
+            <w:tcW w:type="dxa" w:w="864"/>
+            <w:vAlign w:val="center"/>
+          </w:tcPr>
+          <w:p>
+            <w:r/>
+            <w:r>
+              <w:rPr>
+                <w:rFonts w:ascii="Calibri" w:hAnsi="Calibri"/>
+                <w:b w:val="0"/>
+                <w:sz w:val="20"/>
+              </w:rPr>
+              <w:t>1</w:t>
+            </w:r>
+          </w:p>
+        </w:tc>
+        <w:tc>
+          <w:tcPr>
+            <w:tcW w:type="dxa" w:w="2160"/>
+            <w:vAlign w:val="center"/>
+          </w:tcPr>
+          <w:p>
+            <w:r/>
+            <w:r>
+              <w:rPr>
+                <w:rFonts w:ascii="Calibri" w:hAnsi="Calibri"/>
+                <w:b w:val="0"/>
+                <w:sz w:val="20"/>
+              </w:rPr>
+              <w:t>Doosra</w:t>
+            </w:r>
+          </w:p>
+        </w:tc>
+        <w:tc>
+          <w:tcPr>
+            <w:tcW w:type="dxa" w:w="2448"/>
+            <w:vAlign w:val="center"/>
+          </w:tcPr>
+          <w:p>
+            <w:r/>
+            <w:r>
+              <w:rPr>
+                <w:rFonts w:ascii="Calibri" w:hAnsi="Calibri"/>
+                <w:b w:val="0"/>
+                <w:sz w:val="20"/>
+              </w:rPr>
+              <w:t>Good</w:t>
+            </w:r>
+          </w:p>
+        </w:tc>
+        <w:tc>
+          <w:tcPr>
+            <w:tcW w:type="dxa" w:w="3888"/>
+            <w:vAlign w:val="center"/>
+          </w:tcPr>
+          <w:p>
+            <w:r/>
+            <w:r>
+              <w:rPr>
+                <w:rFonts w:ascii="Calibri" w:hAnsi="Calibri"/>
+                <w:b w:val="0"/>
+                <w:sz w:val="20"/>
+              </w:rPr>
+              <w:t>0, 1, 2</w:t>
+            </w:r>
+          </w:p>
+        </w:tc>
+      </w:tr>
+      <w:tr>
+        <w:tc>
+          <w:tcPr>
+            <w:tcW w:type="dxa" w:w="864"/>
+            <w:vAlign w:val="center"/>
+          </w:tcPr>
+          <w:p>
+            <w:r/>
+            <w:r>
+              <w:rPr>
+                <w:rFonts w:ascii="Calibri" w:hAnsi="Calibri"/>
+                <w:b w:val="0"/>
+                <w:sz w:val="20"/>
+              </w:rPr>
+              <w:t>2</w:t>
+            </w:r>
+          </w:p>
+        </w:tc>
+        <w:tc>
+          <w:tcPr>
+            <w:tcW w:type="dxa" w:w="2160"/>
+            <w:vAlign w:val="center"/>
+          </w:tcPr>
+          <w:p>
+            <w:r/>
+            <w:r>
+              <w:rPr>
+                <w:rFonts w:ascii="Calibri" w:hAnsi="Calibri"/>
+                <w:b w:val="0"/>
+                <w:sz w:val="20"/>
+              </w:rPr>
+              <w:t>Leg Break</w:t>
+            </w:r>
+          </w:p>
+        </w:tc>
+        <w:tc>
+          <w:tcPr>
+            <w:tcW w:type="dxa" w:w="2448"/>
+            <w:vAlign w:val="center"/>
+          </w:tcPr>
+          <w:p>
+            <w:r/>
+            <w:r>
+              <w:rPr>
+                <w:rFonts w:ascii="Calibri" w:hAnsi="Calibri"/>
+                <w:b w:val="0"/>
+                <w:sz w:val="20"/>
+              </w:rPr>
+              <w:t>Full, Good</w:t>
+            </w:r>
+          </w:p>
+        </w:tc>
+        <w:tc>
+          <w:tcPr>
+            <w:tcW w:type="dxa" w:w="3888"/>
+            <w:vAlign w:val="center"/>
+          </w:tcPr>
+          <w:p>
+            <w:r/>
+            <w:r>
+              <w:rPr>
+                <w:rFonts w:ascii="Calibri" w:hAnsi="Calibri"/>
+                <w:b w:val="0"/>
+                <w:sz w:val="20"/>
+              </w:rPr>
+              <w:t>Full: 1, 2, 4; Good: 1, 2, 3</w:t>
+            </w:r>
+          </w:p>
+        </w:tc>
+      </w:tr>
+      <w:tr>
+        <w:tc>
+          <w:tcPr>
+            <w:tcW w:type="dxa" w:w="864"/>
+            <w:vAlign w:val="center"/>
+          </w:tcPr>
+          <w:p>
+            <w:r/>
+            <w:r>
+              <w:rPr>
+                <w:rFonts w:ascii="Calibri" w:hAnsi="Calibri"/>
+                <w:b w:val="0"/>
+                <w:sz w:val="20"/>
+              </w:rPr>
+              <w:t>3</w:t>
+            </w:r>
+          </w:p>
+        </w:tc>
+        <w:tc>
+          <w:tcPr>
+            <w:tcW w:type="dxa" w:w="2160"/>
+            <w:vAlign w:val="center"/>
+          </w:tcPr>
+          <w:p>
+            <w:r/>
+            <w:r>
+              <w:rPr>
+                <w:rFonts w:ascii="Calibri" w:hAnsi="Calibri"/>
+                <w:b w:val="0"/>
+                <w:sz w:val="20"/>
+              </w:rPr>
+              <w:t>Top Spin</w:t>
+            </w:r>
+          </w:p>
+        </w:tc>
+        <w:tc>
+          <w:tcPr>
+            <w:tcW w:type="dxa" w:w="2448"/>
+            <w:vAlign w:val="center"/>
+          </w:tcPr>
+          <w:p>
+            <w:r/>
+            <w:r>
+              <w:rPr>
+                <w:rFonts w:ascii="Calibri" w:hAnsi="Calibri"/>
+                <w:b w:val="0"/>
+                <w:sz w:val="20"/>
+              </w:rPr>
+              <w:t>Good, Short</w:t>
+            </w:r>
+          </w:p>
+        </w:tc>
+        <w:tc>
+          <w:tcPr>
+            <w:tcW w:type="dxa" w:w="3888"/>
+            <w:vAlign w:val="center"/>
+          </w:tcPr>
+          <w:p>
+            <w:r/>
+            <w:r>
+              <w:rPr>
+                <w:rFonts w:ascii="Calibri" w:hAnsi="Calibri"/>
+                <w:b w:val="0"/>
+                <w:sz w:val="20"/>
+              </w:rPr>
+              <w:t>Good: 0, 1, 2, 3; Short: 1, 2, 3, 4</w:t>
+            </w:r>
+          </w:p>
+        </w:tc>
+      </w:tr>
+      <w:tr>
+        <w:tc>
+          <w:tcPr>
+            <w:tcW w:type="dxa" w:w="864"/>
+            <w:vAlign w:val="center"/>
+          </w:tcPr>
+          <w:p>
+            <w:r/>
+            <w:r>
+              <w:rPr>
+                <w:rFonts w:ascii="Calibri" w:hAnsi="Calibri"/>
+                <w:b w:val="0"/>
+                <w:sz w:val="20"/>
+              </w:rPr>
+              <w:t>4</w:t>
+            </w:r>
+          </w:p>
+        </w:tc>
+        <w:tc>
+          <w:tcPr>
+            <w:tcW w:type="dxa" w:w="2160"/>
+            <w:vAlign w:val="center"/>
+          </w:tcPr>
+          <w:p>
+            <w:r/>
+            <w:r>
+              <w:rPr>
+                <w:rFonts w:ascii="Calibri" w:hAnsi="Calibri"/>
+                <w:b w:val="0"/>
+                <w:sz w:val="20"/>
+              </w:rPr>
+              <w:t>Flipper</w:t>
+            </w:r>
+          </w:p>
+        </w:tc>
+        <w:tc>
+          <w:tcPr>
+            <w:tcW w:type="dxa" w:w="2448"/>
+            <w:vAlign w:val="center"/>
+          </w:tcPr>
+          <w:p>
+            <w:r/>
+            <w:r>
+              <w:rPr>
+                <w:rFonts w:ascii="Calibri" w:hAnsi="Calibri"/>
+                <w:b w:val="0"/>
+                <w:sz w:val="20"/>
+              </w:rPr>
+              <w:t>Full, Good</w:t>
+            </w:r>
+          </w:p>
+        </w:tc>
+        <w:tc>
+          <w:tcPr>
+            <w:tcW w:type="dxa" w:w="3888"/>
+            <w:vAlign w:val="center"/>
+          </w:tcPr>
+          <w:p>
+            <w:r/>
+            <w:r>
+              <w:rPr>
+                <w:rFonts w:ascii="Calibri" w:hAnsi="Calibri"/>
+                <w:b w:val="0"/>
+                <w:sz w:val="20"/>
+              </w:rPr>
+              <w:t>Full: 2, 4, 6; Good: 1, 2, 4</w:t>
+            </w:r>
+          </w:p>
+        </w:tc>
+      </w:tr>
+      <w:tr>
+        <w:tc>
+          <w:tcPr>
+            <w:tcW w:type="dxa" w:w="864"/>
+            <w:vAlign w:val="center"/>
+          </w:tcPr>
+          <w:p>
+            <w:r/>
+            <w:r>
+              <w:rPr>
+                <w:rFonts w:ascii="Calibri" w:hAnsi="Calibri"/>
+                <w:b w:val="0"/>
+                <w:sz w:val="20"/>
+              </w:rPr>
+              <w:t>6</w:t>
+            </w:r>
+          </w:p>
+        </w:tc>
+        <w:tc>
+          <w:tcPr>
+            <w:tcW w:type="dxa" w:w="2160"/>
+            <w:vAlign w:val="center"/>
+          </w:tcPr>
+          <w:p>
+            <w:r/>
+            <w:r>
+              <w:rPr>
+                <w:rFonts w:ascii="Calibri" w:hAnsi="Calibri"/>
+                <w:b w:val="0"/>
+                <w:sz w:val="20"/>
+              </w:rPr>
+              <w:t>Googly</w:t>
+            </w:r>
+          </w:p>
+        </w:tc>
+        <w:tc>
+          <w:tcPr>
+            <w:tcW w:type="dxa" w:w="2448"/>
+            <w:vAlign w:val="center"/>
+          </w:tcPr>
+          <w:p>
+            <w:r/>
+            <w:r>
+              <w:rPr>
+                <w:rFonts w:ascii="Calibri" w:hAnsi="Calibri"/>
+                <w:b w:val="0"/>
+                <w:sz w:val="20"/>
+              </w:rPr>
+              <w:t>Good, Full</w:t>
+            </w:r>
+          </w:p>
+        </w:tc>
+        <w:tc>
+          <w:tcPr>
+            <w:tcW w:type="dxa" w:w="3888"/>
+            <w:vAlign w:val="center"/>
+          </w:tcPr>
+          <w:p>
+            <w:r/>
+            <w:r>
+              <w:rPr>
+                <w:rFonts w:ascii="Calibri" w:hAnsi="Calibri"/>
+                <w:b w:val="0"/>
+                <w:sz w:val="20"/>
+              </w:rPr>
+              <w:t>Good: 0, 1, 2; Full: 2, 4, 6</w:t>
+            </w:r>
+          </w:p>
+        </w:tc>
+      </w:tr>
+    </w:tbl>
+    <w:p/>
+    <w:p>
+      <w:pPr>
+        <w:pStyle w:val="Heading1"/>
+      </w:pPr>
+      <w:r>
+        <w:t>8. Scoring And Hard Balls</w:t>
+      </w:r>
+    </w:p>
+    <w:p>
+      <w:pPr>
+        <w:pStyle w:val="ListNumber"/>
+      </w:pPr>
+      <w:r>
+        <w:t>Bowler chooses a delivery type.</w:t>
+      </w:r>
+    </w:p>
+    <w:p>
+      <w:pPr>
+        <w:pStyle w:val="ListNumber"/>
+      </w:pPr>
+      <w:r>
+        <w:t>Bot secretly chooses an actual length from that delivery's allowed lengths.</w:t>
+      </w:r>
+    </w:p>
+    <w:p>
+      <w:pPr>
+        <w:pStyle w:val="ListNumber"/>
+      </w:pPr>
+      <w:r>
+        <w:t>Batter chooses a run value.</w:t>
+      </w:r>
+    </w:p>
+    <w:p>
+      <w:pPr>
+        <w:pStyle w:val="ListNumber"/>
+      </w:pPr>
+      <w:r>
+        <w:t>Batter chooses a length guess.</w:t>
+      </w:r>
+    </w:p>
+    <w:p>
+      <w:pPr>
+        <w:pStyle w:val="ListNumber"/>
+      </w:pPr>
+      <w:r>
+        <w:t>Length match gives the batter's selected runs.</w:t>
+      </w:r>
+    </w:p>
+    <w:p>
+      <w:pPr>
+        <w:pStyle w:val="ListNumber"/>
+      </w:pPr>
+      <w:r>
+        <w:t>Length mismatch gives miss-length runs by the delivery MLR data and weighted miss-run table.</w:t>
+      </w:r>
+    </w:p>
+    <w:p>
+      <w:pPr>
+        <w:pStyle w:val="ListNumber"/>
+      </w:pPr>
+      <w:r>
+        <w:t>Normal balls only give batter-selected runs on a length match.</w:t>
+      </w:r>
+    </w:p>
+    <w:p>
+      <w:pPr>
+        <w:pStyle w:val="ListNumber"/>
+      </w:pPr>
+      <w:r>
+        <w:t>Hard balls plus bouncers share one cap of 3 hard-ball slots per over.</w:t>
+      </w:r>
+    </w:p>
+    <w:p>
+      <w:pPr>
+        <w:pStyle w:val="ListNumber"/>
+      </w:pPr>
+      <w:r>
+        <w:t>For the first 3 hard-ball slots, batter gets selected runs only when length matches; otherwise miss-length runs are added.</w:t>
+      </w:r>
+    </w:p>
+    <w:p>
+      <w:pPr>
+        <w:pStyle w:val="ListNumber"/>
+      </w:pPr>
+      <w:r>
+        <w:t>If 2 bouncers are used in an over, only 1 more hard-ball slot remains.</w:t>
+      </w:r>
+    </w:p>
+    <w:p>
+      <w:pPr>
+        <w:pStyle w:val="ListNumber"/>
+      </w:pPr>
+      <w:r>
+        <w:t>From the 4th hard ball onward, the batter gets selected runs regardless of length.</w:t>
+      </w:r>
+    </w:p>
+    <w:p>
+      <w:pPr>
+        <w:pStyle w:val="ListNumber"/>
+      </w:pPr>
+      <w:r>
+        <w:t>Bowler bouncer delivery is locked after 2 bouncers in the over.</w:t>
+      </w:r>
+    </w:p>
+    <w:p>
+      <w:pPr>
+        <w:pStyle w:val="ListNumber"/>
+      </w:pPr>
+      <w:r>
+        <w:t>The batter-side bouncer length option is single-use per over if it is offered; after one use it is removed for that over.</w:t>
+      </w:r>
+    </w:p>
+    <w:tbl>
+      <w:tblPr>
+        <w:tblStyle w:val="TableGrid"/>
+        <w:tblW w:type="auto" w:w="0"/>
+        <w:tblLayout w:type="fixed"/>
+        <w:tblLook w:firstColumn="1" w:firstRow="1" w:lastColumn="0" w:lastRow="0" w:noHBand="0" w:noVBand="1" w:val="04A0"/>
+      </w:tblPr>
+      <w:tblGrid>
+        <w:gridCol w:w="3120"/>
+        <w:gridCol w:w="3120"/>
+        <w:gridCol w:w="3120"/>
+      </w:tblGrid>
+      <w:tr>
+        <w:tc>
+          <w:tcPr>
+            <w:tcW w:type="dxa" w:w="1728"/>
             <w:vAlign w:val="center"/>
             <w:shd w:fill="E8EEF5"/>
           </w:tcPr>
@@ -1053,7 +1529,7 @@
         </w:tc>
         <w:tc>
           <w:tcPr>
-            <w:tcW w:type="dxa" w:w="3600"/>
+            <w:tcW w:type="dxa" w:w="3888"/>
             <w:vAlign w:val="center"/>
             <w:shd w:fill="E8EEF5"/>
           </w:tcPr>
@@ -1071,7 +1547,7 @@
         </w:tc>
         <w:tc>
           <w:tcPr>
-            <w:tcW w:type="dxa" w:w="3024"/>
+            <w:tcW w:type="dxa" w:w="3744"/>
             <w:vAlign w:val="center"/>
             <w:shd w:fill="E8EEF5"/>
           </w:tcPr>
@@ -1087,29 +1563,11 @@
             </w:r>
           </w:p>
         </w:tc>
-        <w:tc>
-          <w:tcPr>
-            <w:tcW w:type="dxa" w:w="1440"/>
-            <w:vAlign w:val="center"/>
-            <w:shd w:fill="E8EEF5"/>
-          </w:tcPr>
-          <w:p>
-            <w:r/>
-            <w:r>
-              <w:rPr>
-                <w:rFonts w:ascii="Calibri" w:hAnsi="Calibri"/>
-                <w:b/>
-                <w:sz w:val="20"/>
-              </w:rPr>
-              <w:t>Bouncer Limit</w:t>
-            </w:r>
-          </w:p>
-        </w:tc>
       </w:tr>
       <w:tr>
         <w:tc>
           <w:tcPr>
-            <w:tcW w:type="dxa" w:w="1584"/>
+            <w:tcW w:type="dxa" w:w="1728"/>
             <w:vAlign w:val="center"/>
           </w:tcPr>
           <w:p>
@@ -1126,7 +1584,7 @@
         </w:tc>
         <w:tc>
           <w:tcPr>
-            <w:tcW w:type="dxa" w:w="3600"/>
+            <w:tcW w:type="dxa" w:w="3888"/>
             <w:vAlign w:val="center"/>
           </w:tcPr>
           <w:p>
@@ -1143,7 +1601,7 @@
         </w:tc>
         <w:tc>
           <w:tcPr>
-            <w:tcW w:type="dxa" w:w="3024"/>
+            <w:tcW w:type="dxa" w:w="3744"/>
             <w:vAlign w:val="center"/>
           </w:tcPr>
           <w:p>
@@ -1158,28 +1616,11 @@
             </w:r>
           </w:p>
         </w:tc>
-        <w:tc>
-          <w:tcPr>
-            <w:tcW w:type="dxa" w:w="1440"/>
-            <w:vAlign w:val="center"/>
-          </w:tcPr>
-          <w:p>
-            <w:r/>
-            <w:r>
-              <w:rPr>
-                <w:rFonts w:ascii="Calibri" w:hAnsi="Calibri"/>
-                <w:b w:val="0"/>
-                <w:sz w:val="20"/>
-              </w:rPr>
-              <w:t>Max 2 bouncers per over</w:t>
-            </w:r>
-          </w:p>
-        </w:tc>
       </w:tr>
       <w:tr>
         <w:tc>
           <w:tcPr>
-            <w:tcW w:type="dxa" w:w="1584"/>
+            <w:tcW w:type="dxa" w:w="1728"/>
             <w:vAlign w:val="center"/>
           </w:tcPr>
           <w:p>
@@ -1196,7 +1637,7 @@
         </w:tc>
         <w:tc>
           <w:tcPr>
-            <w:tcW w:type="dxa" w:w="3600"/>
+            <w:tcW w:type="dxa" w:w="3888"/>
             <w:vAlign w:val="center"/>
           </w:tcPr>
           <w:p>
@@ -1213,7 +1654,7 @@
         </w:tc>
         <w:tc>
           <w:tcPr>
-            <w:tcW w:type="dxa" w:w="3024"/>
+            <w:tcW w:type="dxa" w:w="3744"/>
             <w:vAlign w:val="center"/>
           </w:tcPr>
           <w:p>
@@ -1228,9 +1669,62 @@
             </w:r>
           </w:p>
         </w:tc>
+      </w:tr>
+    </w:tbl>
+    <w:p/>
+    <w:tbl>
+      <w:tblPr>
+        <w:tblStyle w:val="TableGrid"/>
+        <w:tblW w:type="auto" w:w="0"/>
+        <w:tblLayout w:type="fixed"/>
+        <w:tblLook w:firstColumn="1" w:firstRow="1" w:lastColumn="0" w:lastRow="0" w:noHBand="0" w:noVBand="1" w:val="04A0"/>
+      </w:tblPr>
+      <w:tblGrid>
+        <w:gridCol w:w="4680"/>
+        <w:gridCol w:w="4680"/>
+      </w:tblGrid>
+      <w:tr>
         <w:tc>
           <w:tcPr>
-            <w:tcW w:type="dxa" w:w="1440"/>
+            <w:tcW w:type="dxa" w:w="3600"/>
+            <w:vAlign w:val="center"/>
+            <w:shd w:fill="E8EEF5"/>
+          </w:tcPr>
+          <w:p>
+            <w:r/>
+            <w:r>
+              <w:rPr>
+                <w:rFonts w:ascii="Calibri" w:hAnsi="Calibri"/>
+                <w:b/>
+                <w:sz w:val="20"/>
+              </w:rPr>
+              <w:t>Miss-Length Run</w:t>
+            </w:r>
+          </w:p>
+        </w:tc>
+        <w:tc>
+          <w:tcPr>
+            <w:tcW w:type="dxa" w:w="2880"/>
+            <w:vAlign w:val="center"/>
+            <w:shd w:fill="E8EEF5"/>
+          </w:tcPr>
+          <w:p>
+            <w:r/>
+            <w:r>
+              <w:rPr>
+                <w:rFonts w:ascii="Calibri" w:hAnsi="Calibri"/>
+                <w:b/>
+                <w:sz w:val="20"/>
+              </w:rPr>
+              <w:t>Probability</w:t>
+            </w:r>
+          </w:p>
+        </w:tc>
+      </w:tr>
+      <w:tr>
+        <w:tc>
+          <w:tcPr>
+            <w:tcW w:type="dxa" w:w="3600"/>
             <w:vAlign w:val="center"/>
           </w:tcPr>
           <w:p>
@@ -1241,7 +1735,168 @@
                 <w:b w:val="0"/>
                 <w:sz w:val="20"/>
               </w:rPr>
-              <w:t>No bouncer delivery</w:t>
+              <w:t>6</w:t>
+            </w:r>
+          </w:p>
+        </w:tc>
+        <w:tc>
+          <w:tcPr>
+            <w:tcW w:type="dxa" w:w="2880"/>
+            <w:vAlign w:val="center"/>
+          </w:tcPr>
+          <w:p>
+            <w:r/>
+            <w:r>
+              <w:rPr>
+                <w:rFonts w:ascii="Calibri" w:hAnsi="Calibri"/>
+                <w:b w:val="0"/>
+                <w:sz w:val="20"/>
+              </w:rPr>
+              <w:t>10%</w:t>
+            </w:r>
+          </w:p>
+        </w:tc>
+      </w:tr>
+      <w:tr>
+        <w:tc>
+          <w:tcPr>
+            <w:tcW w:type="dxa" w:w="3600"/>
+            <w:vAlign w:val="center"/>
+          </w:tcPr>
+          <w:p>
+            <w:r/>
+            <w:r>
+              <w:rPr>
+                <w:rFonts w:ascii="Calibri" w:hAnsi="Calibri"/>
+                <w:b w:val="0"/>
+                <w:sz w:val="20"/>
+              </w:rPr>
+              <w:t>4</w:t>
+            </w:r>
+          </w:p>
+        </w:tc>
+        <w:tc>
+          <w:tcPr>
+            <w:tcW w:type="dxa" w:w="2880"/>
+            <w:vAlign w:val="center"/>
+          </w:tcPr>
+          <w:p>
+            <w:r/>
+            <w:r>
+              <w:rPr>
+                <w:rFonts w:ascii="Calibri" w:hAnsi="Calibri"/>
+                <w:b w:val="0"/>
+                <w:sz w:val="20"/>
+              </w:rPr>
+              <w:t>15%</w:t>
+            </w:r>
+          </w:p>
+        </w:tc>
+      </w:tr>
+      <w:tr>
+        <w:tc>
+          <w:tcPr>
+            <w:tcW w:type="dxa" w:w="3600"/>
+            <w:vAlign w:val="center"/>
+          </w:tcPr>
+          <w:p>
+            <w:r/>
+            <w:r>
+              <w:rPr>
+                <w:rFonts w:ascii="Calibri" w:hAnsi="Calibri"/>
+                <w:b w:val="0"/>
+                <w:sz w:val="20"/>
+              </w:rPr>
+              <w:t>3</w:t>
+            </w:r>
+          </w:p>
+        </w:tc>
+        <w:tc>
+          <w:tcPr>
+            <w:tcW w:type="dxa" w:w="2880"/>
+            <w:vAlign w:val="center"/>
+          </w:tcPr>
+          <w:p>
+            <w:r/>
+            <w:r>
+              <w:rPr>
+                <w:rFonts w:ascii="Calibri" w:hAnsi="Calibri"/>
+                <w:b w:val="0"/>
+                <w:sz w:val="20"/>
+              </w:rPr>
+              <w:t>20%</w:t>
+            </w:r>
+          </w:p>
+        </w:tc>
+      </w:tr>
+      <w:tr>
+        <w:tc>
+          <w:tcPr>
+            <w:tcW w:type="dxa" w:w="3600"/>
+            <w:vAlign w:val="center"/>
+          </w:tcPr>
+          <w:p>
+            <w:r/>
+            <w:r>
+              <w:rPr>
+                <w:rFonts w:ascii="Calibri" w:hAnsi="Calibri"/>
+                <w:b w:val="0"/>
+                <w:sz w:val="20"/>
+              </w:rPr>
+              <w:t>2</w:t>
+            </w:r>
+          </w:p>
+        </w:tc>
+        <w:tc>
+          <w:tcPr>
+            <w:tcW w:type="dxa" w:w="2880"/>
+            <w:vAlign w:val="center"/>
+          </w:tcPr>
+          <w:p>
+            <w:r/>
+            <w:r>
+              <w:rPr>
+                <w:rFonts w:ascii="Calibri" w:hAnsi="Calibri"/>
+                <w:b w:val="0"/>
+                <w:sz w:val="20"/>
+              </w:rPr>
+              <w:t>30%</w:t>
+            </w:r>
+          </w:p>
+        </w:tc>
+      </w:tr>
+      <w:tr>
+        <w:tc>
+          <w:tcPr>
+            <w:tcW w:type="dxa" w:w="3600"/>
+            <w:vAlign w:val="center"/>
+          </w:tcPr>
+          <w:p>
+            <w:r/>
+            <w:r>
+              <w:rPr>
+                <w:rFonts w:ascii="Calibri" w:hAnsi="Calibri"/>
+                <w:b w:val="0"/>
+                <w:sz w:val="20"/>
+              </w:rPr>
+              <w:t>1</w:t>
+            </w:r>
+          </w:p>
+        </w:tc>
+        <w:tc>
+          <w:tcPr>
+            <w:tcW w:type="dxa" w:w="2880"/>
+            <w:vAlign w:val="center"/>
+          </w:tcPr>
+          <w:p>
+            <w:r/>
+            <w:r>
+              <w:rPr>
+                <w:rFonts w:ascii="Calibri" w:hAnsi="Calibri"/>
+                <w:b w:val="0"/>
+                <w:sz w:val="20"/>
+              </w:rPr>
+              <w:t>25%</w:t>
             </w:r>
           </w:p>
         </w:tc>
@@ -1253,7 +1908,297 @@
         <w:pStyle w:val="Heading1"/>
       </w:pPr>
       <w:r>
-        <w:t>8. Wickets, Catches, Extras, And Commentary</w:t>
+        <w:t>9. Wickets, Catch, Run Out, And DRS</w:t>
+      </w:r>
+    </w:p>
+    <w:tbl>
+      <w:tblPr>
+        <w:tblStyle w:val="TableGrid"/>
+        <w:tblW w:type="auto" w:w="0"/>
+        <w:tblLayout w:type="fixed"/>
+        <w:tblLook w:firstColumn="1" w:firstRow="1" w:lastColumn="0" w:lastRow="0" w:noHBand="0" w:noVBand="1" w:val="04A0"/>
+      </w:tblPr>
+      <w:tblGrid>
+        <w:gridCol w:w="3120"/>
+        <w:gridCol w:w="3120"/>
+        <w:gridCol w:w="3120"/>
+      </w:tblGrid>
+      <w:tr>
+        <w:tc>
+          <w:tcPr>
+            <w:tcW w:type="dxa" w:w="1872"/>
+            <w:vAlign w:val="center"/>
+            <w:shd w:fill="E8EEF5"/>
+          </w:tcPr>
+          <w:p>
+            <w:r/>
+            <w:r>
+              <w:rPr>
+                <w:rFonts w:ascii="Calibri" w:hAnsi="Calibri"/>
+                <w:b/>
+                <w:sz w:val="20"/>
+              </w:rPr>
+              <w:t>Condition</w:t>
+            </w:r>
+          </w:p>
+        </w:tc>
+        <w:tc>
+          <w:tcPr>
+            <w:tcW w:type="dxa" w:w="1728"/>
+            <w:vAlign w:val="center"/>
+            <w:shd w:fill="E8EEF5"/>
+          </w:tcPr>
+          <w:p>
+            <w:r/>
+            <w:r>
+              <w:rPr>
+                <w:rFonts w:ascii="Calibri" w:hAnsi="Calibri"/>
+                <w:b/>
+                <w:sz w:val="20"/>
+              </w:rPr>
+              <w:t>Length Result</w:t>
+            </w:r>
+          </w:p>
+        </w:tc>
+        <w:tc>
+          <w:tcPr>
+            <w:tcW w:type="dxa" w:w="5760"/>
+            <w:vAlign w:val="center"/>
+            <w:shd w:fill="E8EEF5"/>
+          </w:tcPr>
+          <w:p>
+            <w:r/>
+            <w:r>
+              <w:rPr>
+                <w:rFonts w:ascii="Calibri" w:hAnsi="Calibri"/>
+                <w:b/>
+                <w:sz w:val="20"/>
+              </w:rPr>
+              <w:t>Outcome Probabilities</w:t>
+            </w:r>
+          </w:p>
+        </w:tc>
+      </w:tr>
+      <w:tr>
+        <w:tc>
+          <w:tcPr>
+            <w:tcW w:type="dxa" w:w="1872"/>
+            <w:vAlign w:val="center"/>
+          </w:tcPr>
+          <w:p>
+            <w:r/>
+            <w:r>
+              <w:rPr>
+                <w:rFonts w:ascii="Calibri" w:hAnsi="Calibri"/>
+                <w:b w:val="0"/>
+                <w:sz w:val="20"/>
+              </w:rPr>
+              <w:t>BFR = BR</w:t>
+            </w:r>
+          </w:p>
+        </w:tc>
+        <w:tc>
+          <w:tcPr>
+            <w:tcW w:type="dxa" w:w="1728"/>
+            <w:vAlign w:val="center"/>
+          </w:tcPr>
+          <w:p>
+            <w:r/>
+            <w:r>
+              <w:rPr>
+                <w:rFonts w:ascii="Calibri" w:hAnsi="Calibri"/>
+                <w:b w:val="0"/>
+                <w:sz w:val="20"/>
+              </w:rPr>
+              <w:t>Mismatch</w:t>
+            </w:r>
+          </w:p>
+        </w:tc>
+        <w:tc>
+          <w:tcPr>
+            <w:tcW w:type="dxa" w:w="5760"/>
+            <w:vAlign w:val="center"/>
+          </w:tcPr>
+          <w:p>
+            <w:r/>
+            <w:r>
+              <w:rPr>
+                <w:rFonts w:ascii="Calibri" w:hAnsi="Calibri"/>
+                <w:b w:val="0"/>
+                <w:sz w:val="20"/>
+              </w:rPr>
+              <w:t>50% Bowled/Stumped/LBW; 30% Catch Out type 1; 20% Run Out</w:t>
+            </w:r>
+          </w:p>
+        </w:tc>
+      </w:tr>
+      <w:tr>
+        <w:tc>
+          <w:tcPr>
+            <w:tcW w:type="dxa" w:w="1872"/>
+            <w:vAlign w:val="center"/>
+          </w:tcPr>
+          <w:p>
+            <w:r/>
+            <w:r>
+              <w:rPr>
+                <w:rFonts w:ascii="Calibri" w:hAnsi="Calibri"/>
+                <w:b w:val="0"/>
+                <w:sz w:val="20"/>
+              </w:rPr>
+              <w:t>BFR = BR</w:t>
+            </w:r>
+          </w:p>
+        </w:tc>
+        <w:tc>
+          <w:tcPr>
+            <w:tcW w:type="dxa" w:w="1728"/>
+            <w:vAlign w:val="center"/>
+          </w:tcPr>
+          <w:p>
+            <w:r/>
+            <w:r>
+              <w:rPr>
+                <w:rFonts w:ascii="Calibri" w:hAnsi="Calibri"/>
+                <w:b w:val="0"/>
+                <w:sz w:val="20"/>
+              </w:rPr>
+              <w:t>Match</w:t>
+            </w:r>
+          </w:p>
+        </w:tc>
+        <w:tc>
+          <w:tcPr>
+            <w:tcW w:type="dxa" w:w="5760"/>
+            <w:vAlign w:val="center"/>
+          </w:tcPr>
+          <w:p>
+            <w:r/>
+            <w:r>
+              <w:rPr>
+                <w:rFonts w:ascii="Calibri" w:hAnsi="Calibri"/>
+                <w:b w:val="0"/>
+                <w:sz w:val="20"/>
+              </w:rPr>
+              <w:t>30% Bowled/Stumped/LBW; 70% survives with batter runs</w:t>
+            </w:r>
+          </w:p>
+        </w:tc>
+      </w:tr>
+      <w:tr>
+        <w:tc>
+          <w:tcPr>
+            <w:tcW w:type="dxa" w:w="1872"/>
+            <w:vAlign w:val="center"/>
+          </w:tcPr>
+          <w:p>
+            <w:r/>
+            <w:r>
+              <w:rPr>
+                <w:rFonts w:ascii="Calibri" w:hAnsi="Calibri"/>
+                <w:b w:val="0"/>
+                <w:sz w:val="20"/>
+              </w:rPr>
+              <w:t>BFR != BR</w:t>
+            </w:r>
+          </w:p>
+        </w:tc>
+        <w:tc>
+          <w:tcPr>
+            <w:tcW w:type="dxa" w:w="1728"/>
+            <w:vAlign w:val="center"/>
+          </w:tcPr>
+          <w:p>
+            <w:r/>
+            <w:r>
+              <w:rPr>
+                <w:rFonts w:ascii="Calibri" w:hAnsi="Calibri"/>
+                <w:b w:val="0"/>
+                <w:sz w:val="20"/>
+              </w:rPr>
+              <w:t>Mismatch</w:t>
+            </w:r>
+          </w:p>
+        </w:tc>
+        <w:tc>
+          <w:tcPr>
+            <w:tcW w:type="dxa" w:w="5760"/>
+            <w:vAlign w:val="center"/>
+          </w:tcPr>
+          <w:p>
+            <w:r/>
+            <w:r>
+              <w:rPr>
+                <w:rFonts w:ascii="Calibri" w:hAnsi="Calibri"/>
+                <w:b w:val="0"/>
+                <w:sz w:val="20"/>
+              </w:rPr>
+              <w:t>70% gets runs by ball data; 30% Catch Out type 2 only on catch-ball deliveries</w:t>
+            </w:r>
+          </w:p>
+        </w:tc>
+      </w:tr>
+      <w:tr>
+        <w:tc>
+          <w:tcPr>
+            <w:tcW w:type="dxa" w:w="1872"/>
+            <w:vAlign w:val="center"/>
+          </w:tcPr>
+          <w:p>
+            <w:r/>
+            <w:r>
+              <w:rPr>
+                <w:rFonts w:ascii="Calibri" w:hAnsi="Calibri"/>
+                <w:b w:val="0"/>
+                <w:sz w:val="20"/>
+              </w:rPr>
+              <w:t>BFR != BR</w:t>
+            </w:r>
+          </w:p>
+        </w:tc>
+        <w:tc>
+          <w:tcPr>
+            <w:tcW w:type="dxa" w:w="1728"/>
+            <w:vAlign w:val="center"/>
+          </w:tcPr>
+          <w:p>
+            <w:r/>
+            <w:r>
+              <w:rPr>
+                <w:rFonts w:ascii="Calibri" w:hAnsi="Calibri"/>
+                <w:b w:val="0"/>
+                <w:sz w:val="20"/>
+              </w:rPr>
+              <w:t>Match</w:t>
+            </w:r>
+          </w:p>
+        </w:tc>
+        <w:tc>
+          <w:tcPr>
+            <w:tcW w:type="dxa" w:w="5760"/>
+            <w:vAlign w:val="center"/>
+          </w:tcPr>
+          <w:p>
+            <w:r/>
+            <w:r>
+              <w:rPr>
+                <w:rFonts w:ascii="Calibri" w:hAnsi="Calibri"/>
+                <w:b w:val="0"/>
+                <w:sz w:val="20"/>
+              </w:rPr>
+              <w:t>Runs proceed; type 2 catch does not trigger</w:t>
+            </w:r>
+          </w:p>
+        </w:tc>
+      </w:tr>
+    </w:tbl>
+    <w:p/>
+    <w:p>
+      <w:pPr>
+        <w:pStyle w:val="ListBullet"/>
+      </w:pPr>
+      <w:r>
+        <w:t>Run out is a direct wicket when triggered.</w:t>
       </w:r>
     </w:p>
     <w:p>
@@ -1261,7 +2206,7 @@
         <w:pStyle w:val="ListBullet"/>
       </w:pPr>
       <w:r>
-        <w:t>BFR = BR can trigger Bowled/LBW/Stumped, Catch Out type 1, Run Out, or survival depending on length result.</w:t>
+        <w:t>Catch system selects a random fielder from the bowling team and gives 120, 150, or 180 seconds.</w:t>
       </w:r>
     </w:p>
     <w:p>
@@ -1269,7 +2214,7 @@
         <w:pStyle w:val="ListBullet"/>
       </w:pPr>
       <w:r>
-        <w:t>BFR != BR can trigger Catch Out type 2 only on catch-ball deliveries and only on length mismatch.</w:t>
+        <w:t>Catch time probability: 120s = 30%, 150s = 50%, 180s = 20%.</w:t>
       </w:r>
     </w:p>
     <w:p>
@@ -1277,7 +2222,7 @@
         <w:pStyle w:val="ListBullet"/>
       </w:pPr>
       <w:r>
-        <w:t>Catch system selects a random fielder and time window of 120, 150, or 180 seconds.</w:t>
+        <w:t>Fielder guesses 0, 1, 2, 3, 4, or 6. Correct guess is OUT; wrong guess or timeout is DROP CATCH.</w:t>
       </w:r>
     </w:p>
     <w:p>
@@ -1285,7 +2230,7 @@
         <w:pStyle w:val="ListBullet"/>
       </w:pPr>
       <w:r>
-        <w:t>Fielder guesses 0, 1, 2, 3, 4, or 6. Correct guess is out; wrong/timeout is drop catch.</w:t>
+        <w:t>Drop-catch bonus: 120s adds 1 run, 150s adds 2 runs, 180s adds 3 runs.</w:t>
       </w:r>
     </w:p>
     <w:p>
@@ -1293,7 +2238,7 @@
         <w:pStyle w:val="ListBullet"/>
       </w:pPr>
       <w:r>
-        <w:t>Drop-catch bonus runs depend on air time: 120s = 1, 150s = 2, 180s = 3.</w:t>
+        <w:t>Each team gets 2 DRS reviews per innings.</w:t>
       </w:r>
     </w:p>
     <w:p>
@@ -1301,7 +2246,7 @@
         <w:pStyle w:val="ListBullet"/>
       </w:pPr>
       <w:r>
-        <w:t>Extras include natural wide/no-ball/leg-bye and spam protocol for repeated deliveries.</w:t>
+        <w:t>DRS appears only on LBW or Stumped wicket commentary messages.</w:t>
       </w:r>
     </w:p>
     <w:p>
@@ -1309,7 +2254,15 @@
         <w:pStyle w:val="ListBullet"/>
       </w:pPr>
       <w:r>
-        <w:t>Commentary is English-only, funny, and sharper on wickets/catches/drops/random events.</w:t>
+        <w:t>Only the respected team captain can press DRS.</w:t>
+      </w:r>
+    </w:p>
+    <w:p>
+      <w:pPr>
+        <w:pStyle w:val="ListBullet"/>
+      </w:pPr>
+      <w:r>
+        <w:t>DRS result: 70% wicket stays and review is lost; 30% batter survives and returns to the pitch.</w:t>
       </w:r>
     </w:p>
     <w:p>
@@ -1317,7 +2270,1676 @@
         <w:pStyle w:val="Heading1"/>
       </w:pPr>
       <w:r>
-        <w:t>9. Innings And Finish</w:t>
+        <w:t>10. Extras And Spam Protocol</w:t>
+      </w:r>
+    </w:p>
+    <w:tbl>
+      <w:tblPr>
+        <w:tblStyle w:val="TableGrid"/>
+        <w:tblW w:type="auto" w:w="0"/>
+        <w:tblLayout w:type="fixed"/>
+        <w:tblLook w:firstColumn="1" w:firstRow="1" w:lastColumn="0" w:lastRow="0" w:noHBand="0" w:noVBand="1" w:val="04A0"/>
+      </w:tblPr>
+      <w:tblGrid>
+        <w:gridCol w:w="1560"/>
+        <w:gridCol w:w="1560"/>
+        <w:gridCol w:w="1560"/>
+        <w:gridCol w:w="1560"/>
+        <w:gridCol w:w="1560"/>
+        <w:gridCol w:w="1560"/>
+      </w:tblGrid>
+      <w:tr>
+        <w:tc>
+          <w:tcPr>
+            <w:tcW w:type="dxa" w:w="2088"/>
+            <w:vAlign w:val="center"/>
+            <w:shd w:fill="E8EEF5"/>
+          </w:tcPr>
+          <w:p>
+            <w:r/>
+            <w:r>
+              <w:rPr>
+                <w:rFonts w:ascii="Calibri" w:hAnsi="Calibri"/>
+                <w:b/>
+                <w:sz w:val="20"/>
+              </w:rPr>
+              <w:t>Pacer Delivery</w:t>
+            </w:r>
+          </w:p>
+        </w:tc>
+        <w:tc>
+          <w:tcPr>
+            <w:tcW w:type="dxa" w:w="1296"/>
+            <w:vAlign w:val="center"/>
+            <w:shd w:fill="E8EEF5"/>
+          </w:tcPr>
+          <w:p>
+            <w:r/>
+            <w:r>
+              <w:rPr>
+                <w:rFonts w:ascii="Calibri" w:hAnsi="Calibri"/>
+                <w:b/>
+                <w:sz w:val="20"/>
+              </w:rPr>
+              <w:t>Wide</w:t>
+            </w:r>
+          </w:p>
+        </w:tc>
+        <w:tc>
+          <w:tcPr>
+            <w:tcW w:type="dxa" w:w="1296"/>
+            <w:vAlign w:val="center"/>
+            <w:shd w:fill="E8EEF5"/>
+          </w:tcPr>
+          <w:p>
+            <w:r/>
+            <w:r>
+              <w:rPr>
+                <w:rFonts w:ascii="Calibri" w:hAnsi="Calibri"/>
+                <w:b/>
+                <w:sz w:val="20"/>
+              </w:rPr>
+              <w:t>No Ball</w:t>
+            </w:r>
+          </w:p>
+        </w:tc>
+        <w:tc>
+          <w:tcPr>
+            <w:tcW w:type="dxa" w:w="1296"/>
+            <w:vAlign w:val="center"/>
+            <w:shd w:fill="E8EEF5"/>
+          </w:tcPr>
+          <w:p>
+            <w:r/>
+            <w:r>
+              <w:rPr>
+                <w:rFonts w:ascii="Calibri" w:hAnsi="Calibri"/>
+                <w:b/>
+                <w:sz w:val="20"/>
+              </w:rPr>
+              <w:t>Leg Bye</w:t>
+            </w:r>
+          </w:p>
+        </w:tc>
+        <w:tc>
+          <w:tcPr>
+            <w:tcW w:type="dxa" w:w="1512"/>
+            <w:vAlign w:val="center"/>
+            <w:shd w:fill="E8EEF5"/>
+          </w:tcPr>
+          <w:p>
+            <w:r/>
+            <w:r>
+              <w:rPr>
+                <w:rFonts w:ascii="Calibri" w:hAnsi="Calibri"/>
+                <w:b/>
+                <w:sz w:val="20"/>
+              </w:rPr>
+              <w:t>Spam Wide</w:t>
+            </w:r>
+          </w:p>
+        </w:tc>
+        <w:tc>
+          <w:tcPr>
+            <w:tcW w:type="dxa" w:w="1656"/>
+            <w:vAlign w:val="center"/>
+            <w:shd w:fill="E8EEF5"/>
+          </w:tcPr>
+          <w:p>
+            <w:r/>
+            <w:r>
+              <w:rPr>
+                <w:rFonts w:ascii="Calibri" w:hAnsi="Calibri"/>
+                <w:b/>
+                <w:sz w:val="20"/>
+              </w:rPr>
+              <w:t>Spam No Ball</w:t>
+            </w:r>
+          </w:p>
+        </w:tc>
+      </w:tr>
+      <w:tr>
+        <w:tc>
+          <w:tcPr>
+            <w:tcW w:type="dxa" w:w="2088"/>
+            <w:vAlign w:val="center"/>
+          </w:tcPr>
+          <w:p>
+            <w:r/>
+            <w:r>
+              <w:rPr>
+                <w:rFonts w:ascii="Calibri" w:hAnsi="Calibri"/>
+                <w:b w:val="0"/>
+                <w:sz w:val="20"/>
+              </w:rPr>
+              <w:t>Reverse Swing</w:t>
+            </w:r>
+          </w:p>
+        </w:tc>
+        <w:tc>
+          <w:tcPr>
+            <w:tcW w:type="dxa" w:w="1296"/>
+            <w:vAlign w:val="center"/>
+          </w:tcPr>
+          <w:p>
+            <w:r/>
+            <w:r>
+              <w:rPr>
+                <w:rFonts w:ascii="Calibri" w:hAnsi="Calibri"/>
+                <w:b w:val="0"/>
+                <w:sz w:val="20"/>
+              </w:rPr>
+              <w:t>4%</w:t>
+            </w:r>
+          </w:p>
+        </w:tc>
+        <w:tc>
+          <w:tcPr>
+            <w:tcW w:type="dxa" w:w="1296"/>
+            <w:vAlign w:val="center"/>
+          </w:tcPr>
+          <w:p>
+            <w:r/>
+            <w:r>
+              <w:rPr>
+                <w:rFonts w:ascii="Calibri" w:hAnsi="Calibri"/>
+                <w:b w:val="0"/>
+                <w:sz w:val="20"/>
+              </w:rPr>
+              <w:t>1%</w:t>
+            </w:r>
+          </w:p>
+        </w:tc>
+        <w:tc>
+          <w:tcPr>
+            <w:tcW w:type="dxa" w:w="1296"/>
+            <w:vAlign w:val="center"/>
+          </w:tcPr>
+          <w:p>
+            <w:r/>
+            <w:r>
+              <w:rPr>
+                <w:rFonts w:ascii="Calibri" w:hAnsi="Calibri"/>
+                <w:b w:val="0"/>
+                <w:sz w:val="20"/>
+              </w:rPr>
+              <w:t>2%</w:t>
+            </w:r>
+          </w:p>
+        </w:tc>
+        <w:tc>
+          <w:tcPr>
+            <w:tcW w:type="dxa" w:w="1512"/>
+            <w:vAlign w:val="center"/>
+          </w:tcPr>
+          <w:p>
+            <w:r/>
+            <w:r>
+              <w:rPr>
+                <w:rFonts w:ascii="Calibri" w:hAnsi="Calibri"/>
+                <w:b w:val="0"/>
+                <w:sz w:val="20"/>
+              </w:rPr>
+              <w:t>75%</w:t>
+            </w:r>
+          </w:p>
+        </w:tc>
+        <w:tc>
+          <w:tcPr>
+            <w:tcW w:type="dxa" w:w="1656"/>
+            <w:vAlign w:val="center"/>
+          </w:tcPr>
+          <w:p>
+            <w:r/>
+            <w:r>
+              <w:rPr>
+                <w:rFonts w:ascii="Calibri" w:hAnsi="Calibri"/>
+                <w:b w:val="0"/>
+                <w:sz w:val="20"/>
+              </w:rPr>
+              <w:t>20%</w:t>
+            </w:r>
+          </w:p>
+        </w:tc>
+      </w:tr>
+      <w:tr>
+        <w:tc>
+          <w:tcPr>
+            <w:tcW w:type="dxa" w:w="2088"/>
+            <w:vAlign w:val="center"/>
+          </w:tcPr>
+          <w:p>
+            <w:r/>
+            <w:r>
+              <w:rPr>
+                <w:rFonts w:ascii="Calibri" w:hAnsi="Calibri"/>
+                <w:b w:val="0"/>
+                <w:sz w:val="20"/>
+              </w:rPr>
+              <w:t>Bouncer</w:t>
+            </w:r>
+          </w:p>
+        </w:tc>
+        <w:tc>
+          <w:tcPr>
+            <w:tcW w:type="dxa" w:w="1296"/>
+            <w:vAlign w:val="center"/>
+          </w:tcPr>
+          <w:p>
+            <w:r/>
+            <w:r>
+              <w:rPr>
+                <w:rFonts w:ascii="Calibri" w:hAnsi="Calibri"/>
+                <w:b w:val="0"/>
+                <w:sz w:val="20"/>
+              </w:rPr>
+              <w:t>8%</w:t>
+            </w:r>
+          </w:p>
+        </w:tc>
+        <w:tc>
+          <w:tcPr>
+            <w:tcW w:type="dxa" w:w="1296"/>
+            <w:vAlign w:val="center"/>
+          </w:tcPr>
+          <w:p>
+            <w:r/>
+            <w:r>
+              <w:rPr>
+                <w:rFonts w:ascii="Calibri" w:hAnsi="Calibri"/>
+                <w:b w:val="0"/>
+                <w:sz w:val="20"/>
+              </w:rPr>
+              <w:t>6%</w:t>
+            </w:r>
+          </w:p>
+        </w:tc>
+        <w:tc>
+          <w:tcPr>
+            <w:tcW w:type="dxa" w:w="1296"/>
+            <w:vAlign w:val="center"/>
+          </w:tcPr>
+          <w:p>
+            <w:r/>
+            <w:r>
+              <w:rPr>
+                <w:rFonts w:ascii="Calibri" w:hAnsi="Calibri"/>
+                <w:b w:val="0"/>
+                <w:sz w:val="20"/>
+              </w:rPr>
+              <w:t>1%</w:t>
+            </w:r>
+          </w:p>
+        </w:tc>
+        <w:tc>
+          <w:tcPr>
+            <w:tcW w:type="dxa" w:w="1512"/>
+            <w:vAlign w:val="center"/>
+          </w:tcPr>
+          <w:p>
+            <w:r/>
+            <w:r>
+              <w:rPr>
+                <w:rFonts w:ascii="Calibri" w:hAnsi="Calibri"/>
+                <w:b w:val="0"/>
+                <w:sz w:val="20"/>
+              </w:rPr>
+              <w:t>100%</w:t>
+            </w:r>
+          </w:p>
+        </w:tc>
+        <w:tc>
+          <w:tcPr>
+            <w:tcW w:type="dxa" w:w="1656"/>
+            <w:vAlign w:val="center"/>
+          </w:tcPr>
+          <w:p>
+            <w:r/>
+            <w:r>
+              <w:rPr>
+                <w:rFonts w:ascii="Calibri" w:hAnsi="Calibri"/>
+                <w:b w:val="0"/>
+                <w:sz w:val="20"/>
+              </w:rPr>
+              <w:t>60%</w:t>
+            </w:r>
+          </w:p>
+        </w:tc>
+      </w:tr>
+      <w:tr>
+        <w:tc>
+          <w:tcPr>
+            <w:tcW w:type="dxa" w:w="2088"/>
+            <w:vAlign w:val="center"/>
+          </w:tcPr>
+          <w:p>
+            <w:r/>
+            <w:r>
+              <w:rPr>
+                <w:rFonts w:ascii="Calibri" w:hAnsi="Calibri"/>
+                <w:b w:val="0"/>
+                <w:sz w:val="20"/>
+              </w:rPr>
+              <w:t>Yorker</w:t>
+            </w:r>
+          </w:p>
+        </w:tc>
+        <w:tc>
+          <w:tcPr>
+            <w:tcW w:type="dxa" w:w="1296"/>
+            <w:vAlign w:val="center"/>
+          </w:tcPr>
+          <w:p>
+            <w:r/>
+            <w:r>
+              <w:rPr>
+                <w:rFonts w:ascii="Calibri" w:hAnsi="Calibri"/>
+                <w:b w:val="0"/>
+                <w:sz w:val="20"/>
+              </w:rPr>
+              <w:t>5%</w:t>
+            </w:r>
+          </w:p>
+        </w:tc>
+        <w:tc>
+          <w:tcPr>
+            <w:tcW w:type="dxa" w:w="1296"/>
+            <w:vAlign w:val="center"/>
+          </w:tcPr>
+          <w:p>
+            <w:r/>
+            <w:r>
+              <w:rPr>
+                <w:rFonts w:ascii="Calibri" w:hAnsi="Calibri"/>
+                <w:b w:val="0"/>
+                <w:sz w:val="20"/>
+              </w:rPr>
+              <w:t>3%</w:t>
+            </w:r>
+          </w:p>
+        </w:tc>
+        <w:tc>
+          <w:tcPr>
+            <w:tcW w:type="dxa" w:w="1296"/>
+            <w:vAlign w:val="center"/>
+          </w:tcPr>
+          <w:p>
+            <w:r/>
+            <w:r>
+              <w:rPr>
+                <w:rFonts w:ascii="Calibri" w:hAnsi="Calibri"/>
+                <w:b w:val="0"/>
+                <w:sz w:val="20"/>
+              </w:rPr>
+              <w:t>2%</w:t>
+            </w:r>
+          </w:p>
+        </w:tc>
+        <w:tc>
+          <w:tcPr>
+            <w:tcW w:type="dxa" w:w="1512"/>
+            <w:vAlign w:val="center"/>
+          </w:tcPr>
+          <w:p>
+            <w:r/>
+            <w:r>
+              <w:rPr>
+                <w:rFonts w:ascii="Calibri" w:hAnsi="Calibri"/>
+                <w:b w:val="0"/>
+                <w:sz w:val="20"/>
+              </w:rPr>
+              <w:t>90%</w:t>
+            </w:r>
+          </w:p>
+        </w:tc>
+        <w:tc>
+          <w:tcPr>
+            <w:tcW w:type="dxa" w:w="1656"/>
+            <w:vAlign w:val="center"/>
+          </w:tcPr>
+          <w:p>
+            <w:r/>
+            <w:r>
+              <w:rPr>
+                <w:rFonts w:ascii="Calibri" w:hAnsi="Calibri"/>
+                <w:b w:val="0"/>
+                <w:sz w:val="20"/>
+              </w:rPr>
+              <w:t>50%</w:t>
+            </w:r>
+          </w:p>
+        </w:tc>
+      </w:tr>
+      <w:tr>
+        <w:tc>
+          <w:tcPr>
+            <w:tcW w:type="dxa" w:w="2088"/>
+            <w:vAlign w:val="center"/>
+          </w:tcPr>
+          <w:p>
+            <w:r/>
+            <w:r>
+              <w:rPr>
+                <w:rFonts w:ascii="Calibri" w:hAnsi="Calibri"/>
+                <w:b w:val="0"/>
+                <w:sz w:val="20"/>
+              </w:rPr>
+              <w:t>Short</w:t>
+            </w:r>
+          </w:p>
+        </w:tc>
+        <w:tc>
+          <w:tcPr>
+            <w:tcW w:type="dxa" w:w="1296"/>
+            <w:vAlign w:val="center"/>
+          </w:tcPr>
+          <w:p>
+            <w:r/>
+            <w:r>
+              <w:rPr>
+                <w:rFonts w:ascii="Calibri" w:hAnsi="Calibri"/>
+                <w:b w:val="0"/>
+                <w:sz w:val="20"/>
+              </w:rPr>
+              <w:t>6%</w:t>
+            </w:r>
+          </w:p>
+        </w:tc>
+        <w:tc>
+          <w:tcPr>
+            <w:tcW w:type="dxa" w:w="1296"/>
+            <w:vAlign w:val="center"/>
+          </w:tcPr>
+          <w:p>
+            <w:r/>
+            <w:r>
+              <w:rPr>
+                <w:rFonts w:ascii="Calibri" w:hAnsi="Calibri"/>
+                <w:b w:val="0"/>
+                <w:sz w:val="20"/>
+              </w:rPr>
+              <w:t>2%</w:t>
+            </w:r>
+          </w:p>
+        </w:tc>
+        <w:tc>
+          <w:tcPr>
+            <w:tcW w:type="dxa" w:w="1296"/>
+            <w:vAlign w:val="center"/>
+          </w:tcPr>
+          <w:p>
+            <w:r/>
+            <w:r>
+              <w:rPr>
+                <w:rFonts w:ascii="Calibri" w:hAnsi="Calibri"/>
+                <w:b w:val="0"/>
+                <w:sz w:val="20"/>
+              </w:rPr>
+              <w:t>1%</w:t>
+            </w:r>
+          </w:p>
+        </w:tc>
+        <w:tc>
+          <w:tcPr>
+            <w:tcW w:type="dxa" w:w="1512"/>
+            <w:vAlign w:val="center"/>
+          </w:tcPr>
+          <w:p>
+            <w:r/>
+            <w:r>
+              <w:rPr>
+                <w:rFonts w:ascii="Calibri" w:hAnsi="Calibri"/>
+                <w:b w:val="0"/>
+                <w:sz w:val="20"/>
+              </w:rPr>
+              <w:t>80%</w:t>
+            </w:r>
+          </w:p>
+        </w:tc>
+        <w:tc>
+          <w:tcPr>
+            <w:tcW w:type="dxa" w:w="1656"/>
+            <w:vAlign w:val="center"/>
+          </w:tcPr>
+          <w:p>
+            <w:r/>
+            <w:r>
+              <w:rPr>
+                <w:rFonts w:ascii="Calibri" w:hAnsi="Calibri"/>
+                <w:b w:val="0"/>
+                <w:sz w:val="20"/>
+              </w:rPr>
+              <w:t>20%</w:t>
+            </w:r>
+          </w:p>
+        </w:tc>
+      </w:tr>
+      <w:tr>
+        <w:tc>
+          <w:tcPr>
+            <w:tcW w:type="dxa" w:w="2088"/>
+            <w:vAlign w:val="center"/>
+          </w:tcPr>
+          <w:p>
+            <w:r/>
+            <w:r>
+              <w:rPr>
+                <w:rFonts w:ascii="Calibri" w:hAnsi="Calibri"/>
+                <w:b w:val="0"/>
+                <w:sz w:val="20"/>
+              </w:rPr>
+              <w:t>Slower</w:t>
+            </w:r>
+          </w:p>
+        </w:tc>
+        <w:tc>
+          <w:tcPr>
+            <w:tcW w:type="dxa" w:w="1296"/>
+            <w:vAlign w:val="center"/>
+          </w:tcPr>
+          <w:p>
+            <w:r/>
+            <w:r>
+              <w:rPr>
+                <w:rFonts w:ascii="Calibri" w:hAnsi="Calibri"/>
+                <w:b w:val="0"/>
+                <w:sz w:val="20"/>
+              </w:rPr>
+              <w:t>4%</w:t>
+            </w:r>
+          </w:p>
+        </w:tc>
+        <w:tc>
+          <w:tcPr>
+            <w:tcW w:type="dxa" w:w="1296"/>
+            <w:vAlign w:val="center"/>
+          </w:tcPr>
+          <w:p>
+            <w:r/>
+            <w:r>
+              <w:rPr>
+                <w:rFonts w:ascii="Calibri" w:hAnsi="Calibri"/>
+                <w:b w:val="0"/>
+                <w:sz w:val="20"/>
+              </w:rPr>
+              <w:t>2%</w:t>
+            </w:r>
+          </w:p>
+        </w:tc>
+        <w:tc>
+          <w:tcPr>
+            <w:tcW w:type="dxa" w:w="1296"/>
+            <w:vAlign w:val="center"/>
+          </w:tcPr>
+          <w:p>
+            <w:r/>
+            <w:r>
+              <w:rPr>
+                <w:rFonts w:ascii="Calibri" w:hAnsi="Calibri"/>
+                <w:b w:val="0"/>
+                <w:sz w:val="20"/>
+              </w:rPr>
+              <w:t>1%</w:t>
+            </w:r>
+          </w:p>
+        </w:tc>
+        <w:tc>
+          <w:tcPr>
+            <w:tcW w:type="dxa" w:w="1512"/>
+            <w:vAlign w:val="center"/>
+          </w:tcPr>
+          <w:p>
+            <w:r/>
+            <w:r>
+              <w:rPr>
+                <w:rFonts w:ascii="Calibri" w:hAnsi="Calibri"/>
+                <w:b w:val="0"/>
+                <w:sz w:val="20"/>
+              </w:rPr>
+              <w:t>65%</w:t>
+            </w:r>
+          </w:p>
+        </w:tc>
+        <w:tc>
+          <w:tcPr>
+            <w:tcW w:type="dxa" w:w="1656"/>
+            <w:vAlign w:val="center"/>
+          </w:tcPr>
+          <w:p>
+            <w:r/>
+            <w:r>
+              <w:rPr>
+                <w:rFonts w:ascii="Calibri" w:hAnsi="Calibri"/>
+                <w:b w:val="0"/>
+                <w:sz w:val="20"/>
+              </w:rPr>
+              <w:t>15%</w:t>
+            </w:r>
+          </w:p>
+        </w:tc>
+      </w:tr>
+      <w:tr>
+        <w:tc>
+          <w:tcPr>
+            <w:tcW w:type="dxa" w:w="2088"/>
+            <w:vAlign w:val="center"/>
+          </w:tcPr>
+          <w:p>
+            <w:r/>
+            <w:r>
+              <w:rPr>
+                <w:rFonts w:ascii="Calibri" w:hAnsi="Calibri"/>
+                <w:b w:val="0"/>
+                <w:sz w:val="20"/>
+              </w:rPr>
+              <w:t>Knuckle</w:t>
+            </w:r>
+          </w:p>
+        </w:tc>
+        <w:tc>
+          <w:tcPr>
+            <w:tcW w:type="dxa" w:w="1296"/>
+            <w:vAlign w:val="center"/>
+          </w:tcPr>
+          <w:p>
+            <w:r/>
+            <w:r>
+              <w:rPr>
+                <w:rFonts w:ascii="Calibri" w:hAnsi="Calibri"/>
+                <w:b w:val="0"/>
+                <w:sz w:val="20"/>
+              </w:rPr>
+              <w:t>3%</w:t>
+            </w:r>
+          </w:p>
+        </w:tc>
+        <w:tc>
+          <w:tcPr>
+            <w:tcW w:type="dxa" w:w="1296"/>
+            <w:vAlign w:val="center"/>
+          </w:tcPr>
+          <w:p>
+            <w:r/>
+            <w:r>
+              <w:rPr>
+                <w:rFonts w:ascii="Calibri" w:hAnsi="Calibri"/>
+                <w:b w:val="0"/>
+                <w:sz w:val="20"/>
+              </w:rPr>
+              <w:t>5%</w:t>
+            </w:r>
+          </w:p>
+        </w:tc>
+        <w:tc>
+          <w:tcPr>
+            <w:tcW w:type="dxa" w:w="1296"/>
+            <w:vAlign w:val="center"/>
+          </w:tcPr>
+          <w:p>
+            <w:r/>
+            <w:r>
+              <w:rPr>
+                <w:rFonts w:ascii="Calibri" w:hAnsi="Calibri"/>
+                <w:b w:val="0"/>
+                <w:sz w:val="20"/>
+              </w:rPr>
+              <w:t>1%</w:t>
+            </w:r>
+          </w:p>
+        </w:tc>
+        <w:tc>
+          <w:tcPr>
+            <w:tcW w:type="dxa" w:w="1512"/>
+            <w:vAlign w:val="center"/>
+          </w:tcPr>
+          <w:p>
+            <w:r/>
+            <w:r>
+              <w:rPr>
+                <w:rFonts w:ascii="Calibri" w:hAnsi="Calibri"/>
+                <w:b w:val="0"/>
+                <w:sz w:val="20"/>
+              </w:rPr>
+              <w:t>50%</w:t>
+            </w:r>
+          </w:p>
+        </w:tc>
+        <w:tc>
+          <w:tcPr>
+            <w:tcW w:type="dxa" w:w="1656"/>
+            <w:vAlign w:val="center"/>
+          </w:tcPr>
+          <w:p>
+            <w:r/>
+            <w:r>
+              <w:rPr>
+                <w:rFonts w:ascii="Calibri" w:hAnsi="Calibri"/>
+                <w:b w:val="0"/>
+                <w:sz w:val="20"/>
+              </w:rPr>
+              <w:t>45%</w:t>
+            </w:r>
+          </w:p>
+        </w:tc>
+      </w:tr>
+    </w:tbl>
+    <w:p/>
+    <w:tbl>
+      <w:tblPr>
+        <w:tblStyle w:val="TableGrid"/>
+        <w:tblW w:type="auto" w:w="0"/>
+        <w:tblLayout w:type="fixed"/>
+        <w:tblLook w:firstColumn="1" w:firstRow="1" w:lastColumn="0" w:lastRow="0" w:noHBand="0" w:noVBand="1" w:val="04A0"/>
+      </w:tblPr>
+      <w:tblGrid>
+        <w:gridCol w:w="1560"/>
+        <w:gridCol w:w="1560"/>
+        <w:gridCol w:w="1560"/>
+        <w:gridCol w:w="1560"/>
+        <w:gridCol w:w="1560"/>
+        <w:gridCol w:w="1560"/>
+      </w:tblGrid>
+      <w:tr>
+        <w:tc>
+          <w:tcPr>
+            <w:tcW w:type="dxa" w:w="2088"/>
+            <w:vAlign w:val="center"/>
+            <w:shd w:fill="E8EEF5"/>
+          </w:tcPr>
+          <w:p>
+            <w:r/>
+            <w:r>
+              <w:rPr>
+                <w:rFonts w:ascii="Calibri" w:hAnsi="Calibri"/>
+                <w:b/>
+                <w:sz w:val="20"/>
+              </w:rPr>
+              <w:t>Spinner Delivery</w:t>
+            </w:r>
+          </w:p>
+        </w:tc>
+        <w:tc>
+          <w:tcPr>
+            <w:tcW w:type="dxa" w:w="1296"/>
+            <w:vAlign w:val="center"/>
+            <w:shd w:fill="E8EEF5"/>
+          </w:tcPr>
+          <w:p>
+            <w:r/>
+            <w:r>
+              <w:rPr>
+                <w:rFonts w:ascii="Calibri" w:hAnsi="Calibri"/>
+                <w:b/>
+                <w:sz w:val="20"/>
+              </w:rPr>
+              <w:t>Wide</w:t>
+            </w:r>
+          </w:p>
+        </w:tc>
+        <w:tc>
+          <w:tcPr>
+            <w:tcW w:type="dxa" w:w="1296"/>
+            <w:vAlign w:val="center"/>
+            <w:shd w:fill="E8EEF5"/>
+          </w:tcPr>
+          <w:p>
+            <w:r/>
+            <w:r>
+              <w:rPr>
+                <w:rFonts w:ascii="Calibri" w:hAnsi="Calibri"/>
+                <w:b/>
+                <w:sz w:val="20"/>
+              </w:rPr>
+              <w:t>No Ball</w:t>
+            </w:r>
+          </w:p>
+        </w:tc>
+        <w:tc>
+          <w:tcPr>
+            <w:tcW w:type="dxa" w:w="1296"/>
+            <w:vAlign w:val="center"/>
+            <w:shd w:fill="E8EEF5"/>
+          </w:tcPr>
+          <w:p>
+            <w:r/>
+            <w:r>
+              <w:rPr>
+                <w:rFonts w:ascii="Calibri" w:hAnsi="Calibri"/>
+                <w:b/>
+                <w:sz w:val="20"/>
+              </w:rPr>
+              <w:t>Leg Bye</w:t>
+            </w:r>
+          </w:p>
+        </w:tc>
+        <w:tc>
+          <w:tcPr>
+            <w:tcW w:type="dxa" w:w="1512"/>
+            <w:vAlign w:val="center"/>
+            <w:shd w:fill="E8EEF5"/>
+          </w:tcPr>
+          <w:p>
+            <w:r/>
+            <w:r>
+              <w:rPr>
+                <w:rFonts w:ascii="Calibri" w:hAnsi="Calibri"/>
+                <w:b/>
+                <w:sz w:val="20"/>
+              </w:rPr>
+              <w:t>Spam Wide</w:t>
+            </w:r>
+          </w:p>
+        </w:tc>
+        <w:tc>
+          <w:tcPr>
+            <w:tcW w:type="dxa" w:w="1656"/>
+            <w:vAlign w:val="center"/>
+            <w:shd w:fill="E8EEF5"/>
+          </w:tcPr>
+          <w:p>
+            <w:r/>
+            <w:r>
+              <w:rPr>
+                <w:rFonts w:ascii="Calibri" w:hAnsi="Calibri"/>
+                <w:b/>
+                <w:sz w:val="20"/>
+              </w:rPr>
+              <w:t>Spam No Ball</w:t>
+            </w:r>
+          </w:p>
+        </w:tc>
+      </w:tr>
+      <w:tr>
+        <w:tc>
+          <w:tcPr>
+            <w:tcW w:type="dxa" w:w="2088"/>
+            <w:vAlign w:val="center"/>
+          </w:tcPr>
+          <w:p>
+            <w:r/>
+            <w:r>
+              <w:rPr>
+                <w:rFonts w:ascii="Calibri" w:hAnsi="Calibri"/>
+                <w:b w:val="0"/>
+                <w:sz w:val="20"/>
+              </w:rPr>
+              <w:t>Carrom</w:t>
+            </w:r>
+          </w:p>
+        </w:tc>
+        <w:tc>
+          <w:tcPr>
+            <w:tcW w:type="dxa" w:w="1296"/>
+            <w:vAlign w:val="center"/>
+          </w:tcPr>
+          <w:p>
+            <w:r/>
+            <w:r>
+              <w:rPr>
+                <w:rFonts w:ascii="Calibri" w:hAnsi="Calibri"/>
+                <w:b w:val="0"/>
+                <w:sz w:val="20"/>
+              </w:rPr>
+              <w:t>3%</w:t>
+            </w:r>
+          </w:p>
+        </w:tc>
+        <w:tc>
+          <w:tcPr>
+            <w:tcW w:type="dxa" w:w="1296"/>
+            <w:vAlign w:val="center"/>
+          </w:tcPr>
+          <w:p>
+            <w:r/>
+            <w:r>
+              <w:rPr>
+                <w:rFonts w:ascii="Calibri" w:hAnsi="Calibri"/>
+                <w:b w:val="0"/>
+                <w:sz w:val="20"/>
+              </w:rPr>
+              <w:t>1%</w:t>
+            </w:r>
+          </w:p>
+        </w:tc>
+        <w:tc>
+          <w:tcPr>
+            <w:tcW w:type="dxa" w:w="1296"/>
+            <w:vAlign w:val="center"/>
+          </w:tcPr>
+          <w:p>
+            <w:r/>
+            <w:r>
+              <w:rPr>
+                <w:rFonts w:ascii="Calibri" w:hAnsi="Calibri"/>
+                <w:b w:val="0"/>
+                <w:sz w:val="20"/>
+              </w:rPr>
+              <w:t>1%</w:t>
+            </w:r>
+          </w:p>
+        </w:tc>
+        <w:tc>
+          <w:tcPr>
+            <w:tcW w:type="dxa" w:w="1512"/>
+            <w:vAlign w:val="center"/>
+          </w:tcPr>
+          <w:p>
+            <w:r/>
+            <w:r>
+              <w:rPr>
+                <w:rFonts w:ascii="Calibri" w:hAnsi="Calibri"/>
+                <w:b w:val="0"/>
+                <w:sz w:val="20"/>
+              </w:rPr>
+              <w:t>60%</w:t>
+            </w:r>
+          </w:p>
+        </w:tc>
+        <w:tc>
+          <w:tcPr>
+            <w:tcW w:type="dxa" w:w="1656"/>
+            <w:vAlign w:val="center"/>
+          </w:tcPr>
+          <w:p>
+            <w:r/>
+            <w:r>
+              <w:rPr>
+                <w:rFonts w:ascii="Calibri" w:hAnsi="Calibri"/>
+                <w:b w:val="0"/>
+                <w:sz w:val="20"/>
+              </w:rPr>
+              <w:t>10%</w:t>
+            </w:r>
+          </w:p>
+        </w:tc>
+      </w:tr>
+      <w:tr>
+        <w:tc>
+          <w:tcPr>
+            <w:tcW w:type="dxa" w:w="2088"/>
+            <w:vAlign w:val="center"/>
+          </w:tcPr>
+          <w:p>
+            <w:r/>
+            <w:r>
+              <w:rPr>
+                <w:rFonts w:ascii="Calibri" w:hAnsi="Calibri"/>
+                <w:b w:val="0"/>
+                <w:sz w:val="20"/>
+              </w:rPr>
+              <w:t>Doosra</w:t>
+            </w:r>
+          </w:p>
+        </w:tc>
+        <w:tc>
+          <w:tcPr>
+            <w:tcW w:type="dxa" w:w="1296"/>
+            <w:vAlign w:val="center"/>
+          </w:tcPr>
+          <w:p>
+            <w:r/>
+            <w:r>
+              <w:rPr>
+                <w:rFonts w:ascii="Calibri" w:hAnsi="Calibri"/>
+                <w:b w:val="0"/>
+                <w:sz w:val="20"/>
+              </w:rPr>
+              <w:t>5%</w:t>
+            </w:r>
+          </w:p>
+        </w:tc>
+        <w:tc>
+          <w:tcPr>
+            <w:tcW w:type="dxa" w:w="1296"/>
+            <w:vAlign w:val="center"/>
+          </w:tcPr>
+          <w:p>
+            <w:r/>
+            <w:r>
+              <w:rPr>
+                <w:rFonts w:ascii="Calibri" w:hAnsi="Calibri"/>
+                <w:b w:val="0"/>
+                <w:sz w:val="20"/>
+              </w:rPr>
+              <w:t>1%</w:t>
+            </w:r>
+          </w:p>
+        </w:tc>
+        <w:tc>
+          <w:tcPr>
+            <w:tcW w:type="dxa" w:w="1296"/>
+            <w:vAlign w:val="center"/>
+          </w:tcPr>
+          <w:p>
+            <w:r/>
+            <w:r>
+              <w:rPr>
+                <w:rFonts w:ascii="Calibri" w:hAnsi="Calibri"/>
+                <w:b w:val="0"/>
+                <w:sz w:val="20"/>
+              </w:rPr>
+              <w:t>1%</w:t>
+            </w:r>
+          </w:p>
+        </w:tc>
+        <w:tc>
+          <w:tcPr>
+            <w:tcW w:type="dxa" w:w="1512"/>
+            <w:vAlign w:val="center"/>
+          </w:tcPr>
+          <w:p>
+            <w:r/>
+            <w:r>
+              <w:rPr>
+                <w:rFonts w:ascii="Calibri" w:hAnsi="Calibri"/>
+                <w:b w:val="0"/>
+                <w:sz w:val="20"/>
+              </w:rPr>
+              <w:t>80%</w:t>
+            </w:r>
+          </w:p>
+        </w:tc>
+        <w:tc>
+          <w:tcPr>
+            <w:tcW w:type="dxa" w:w="1656"/>
+            <w:vAlign w:val="center"/>
+          </w:tcPr>
+          <w:p>
+            <w:r/>
+            <w:r>
+              <w:rPr>
+                <w:rFonts w:ascii="Calibri" w:hAnsi="Calibri"/>
+                <w:b w:val="0"/>
+                <w:sz w:val="20"/>
+              </w:rPr>
+              <w:t>15%</w:t>
+            </w:r>
+          </w:p>
+        </w:tc>
+      </w:tr>
+      <w:tr>
+        <w:tc>
+          <w:tcPr>
+            <w:tcW w:type="dxa" w:w="2088"/>
+            <w:vAlign w:val="center"/>
+          </w:tcPr>
+          <w:p>
+            <w:r/>
+            <w:r>
+              <w:rPr>
+                <w:rFonts w:ascii="Calibri" w:hAnsi="Calibri"/>
+                <w:b w:val="0"/>
+                <w:sz w:val="20"/>
+              </w:rPr>
+              <w:t>Leg Break</w:t>
+            </w:r>
+          </w:p>
+        </w:tc>
+        <w:tc>
+          <w:tcPr>
+            <w:tcW w:type="dxa" w:w="1296"/>
+            <w:vAlign w:val="center"/>
+          </w:tcPr>
+          <w:p>
+            <w:r/>
+            <w:r>
+              <w:rPr>
+                <w:rFonts w:ascii="Calibri" w:hAnsi="Calibri"/>
+                <w:b w:val="0"/>
+                <w:sz w:val="20"/>
+              </w:rPr>
+              <w:t>6%</w:t>
+            </w:r>
+          </w:p>
+        </w:tc>
+        <w:tc>
+          <w:tcPr>
+            <w:tcW w:type="dxa" w:w="1296"/>
+            <w:vAlign w:val="center"/>
+          </w:tcPr>
+          <w:p>
+            <w:r/>
+            <w:r>
+              <w:rPr>
+                <w:rFonts w:ascii="Calibri" w:hAnsi="Calibri"/>
+                <w:b w:val="0"/>
+                <w:sz w:val="20"/>
+              </w:rPr>
+              <w:t>1%</w:t>
+            </w:r>
+          </w:p>
+        </w:tc>
+        <w:tc>
+          <w:tcPr>
+            <w:tcW w:type="dxa" w:w="1296"/>
+            <w:vAlign w:val="center"/>
+          </w:tcPr>
+          <w:p>
+            <w:r/>
+            <w:r>
+              <w:rPr>
+                <w:rFonts w:ascii="Calibri" w:hAnsi="Calibri"/>
+                <w:b w:val="0"/>
+                <w:sz w:val="20"/>
+              </w:rPr>
+              <w:t>2%</w:t>
+            </w:r>
+          </w:p>
+        </w:tc>
+        <w:tc>
+          <w:tcPr>
+            <w:tcW w:type="dxa" w:w="1512"/>
+            <w:vAlign w:val="center"/>
+          </w:tcPr>
+          <w:p>
+            <w:r/>
+            <w:r>
+              <w:rPr>
+                <w:rFonts w:ascii="Calibri" w:hAnsi="Calibri"/>
+                <w:b w:val="0"/>
+                <w:sz w:val="20"/>
+              </w:rPr>
+              <w:t>90%</w:t>
+            </w:r>
+          </w:p>
+        </w:tc>
+        <w:tc>
+          <w:tcPr>
+            <w:tcW w:type="dxa" w:w="1656"/>
+            <w:vAlign w:val="center"/>
+          </w:tcPr>
+          <w:p>
+            <w:r/>
+            <w:r>
+              <w:rPr>
+                <w:rFonts w:ascii="Calibri" w:hAnsi="Calibri"/>
+                <w:b w:val="0"/>
+                <w:sz w:val="20"/>
+              </w:rPr>
+              <w:t>10%</w:t>
+            </w:r>
+          </w:p>
+        </w:tc>
+      </w:tr>
+      <w:tr>
+        <w:tc>
+          <w:tcPr>
+            <w:tcW w:type="dxa" w:w="2088"/>
+            <w:vAlign w:val="center"/>
+          </w:tcPr>
+          <w:p>
+            <w:r/>
+            <w:r>
+              <w:rPr>
+                <w:rFonts w:ascii="Calibri" w:hAnsi="Calibri"/>
+                <w:b w:val="0"/>
+                <w:sz w:val="20"/>
+              </w:rPr>
+              <w:t>Top Spin</w:t>
+            </w:r>
+          </w:p>
+        </w:tc>
+        <w:tc>
+          <w:tcPr>
+            <w:tcW w:type="dxa" w:w="1296"/>
+            <w:vAlign w:val="center"/>
+          </w:tcPr>
+          <w:p>
+            <w:r/>
+            <w:r>
+              <w:rPr>
+                <w:rFonts w:ascii="Calibri" w:hAnsi="Calibri"/>
+                <w:b w:val="0"/>
+                <w:sz w:val="20"/>
+              </w:rPr>
+              <w:t>4%</w:t>
+            </w:r>
+          </w:p>
+        </w:tc>
+        <w:tc>
+          <w:tcPr>
+            <w:tcW w:type="dxa" w:w="1296"/>
+            <w:vAlign w:val="center"/>
+          </w:tcPr>
+          <w:p>
+            <w:r/>
+            <w:r>
+              <w:rPr>
+                <w:rFonts w:ascii="Calibri" w:hAnsi="Calibri"/>
+                <w:b w:val="0"/>
+                <w:sz w:val="20"/>
+              </w:rPr>
+              <w:t>2%</w:t>
+            </w:r>
+          </w:p>
+        </w:tc>
+        <w:tc>
+          <w:tcPr>
+            <w:tcW w:type="dxa" w:w="1296"/>
+            <w:vAlign w:val="center"/>
+          </w:tcPr>
+          <w:p>
+            <w:r/>
+            <w:r>
+              <w:rPr>
+                <w:rFonts w:ascii="Calibri" w:hAnsi="Calibri"/>
+                <w:b w:val="0"/>
+                <w:sz w:val="20"/>
+              </w:rPr>
+              <w:t>1%</w:t>
+            </w:r>
+          </w:p>
+        </w:tc>
+        <w:tc>
+          <w:tcPr>
+            <w:tcW w:type="dxa" w:w="1512"/>
+            <w:vAlign w:val="center"/>
+          </w:tcPr>
+          <w:p>
+            <w:r/>
+            <w:r>
+              <w:rPr>
+                <w:rFonts w:ascii="Calibri" w:hAnsi="Calibri"/>
+                <w:b w:val="0"/>
+                <w:sz w:val="20"/>
+              </w:rPr>
+              <w:t>75%</w:t>
+            </w:r>
+          </w:p>
+        </w:tc>
+        <w:tc>
+          <w:tcPr>
+            <w:tcW w:type="dxa" w:w="1656"/>
+            <w:vAlign w:val="center"/>
+          </w:tcPr>
+          <w:p>
+            <w:r/>
+            <w:r>
+              <w:rPr>
+                <w:rFonts w:ascii="Calibri" w:hAnsi="Calibri"/>
+                <w:b w:val="0"/>
+                <w:sz w:val="20"/>
+              </w:rPr>
+              <w:t>20%</w:t>
+            </w:r>
+          </w:p>
+        </w:tc>
+      </w:tr>
+      <w:tr>
+        <w:tc>
+          <w:tcPr>
+            <w:tcW w:type="dxa" w:w="2088"/>
+            <w:vAlign w:val="center"/>
+          </w:tcPr>
+          <w:p>
+            <w:r/>
+            <w:r>
+              <w:rPr>
+                <w:rFonts w:ascii="Calibri" w:hAnsi="Calibri"/>
+                <w:b w:val="0"/>
+                <w:sz w:val="20"/>
+              </w:rPr>
+              <w:t>Flipper</w:t>
+            </w:r>
+          </w:p>
+        </w:tc>
+        <w:tc>
+          <w:tcPr>
+            <w:tcW w:type="dxa" w:w="1296"/>
+            <w:vAlign w:val="center"/>
+          </w:tcPr>
+          <w:p>
+            <w:r/>
+            <w:r>
+              <w:rPr>
+                <w:rFonts w:ascii="Calibri" w:hAnsi="Calibri"/>
+                <w:b w:val="0"/>
+                <w:sz w:val="20"/>
+              </w:rPr>
+              <w:t>5%</w:t>
+            </w:r>
+          </w:p>
+        </w:tc>
+        <w:tc>
+          <w:tcPr>
+            <w:tcW w:type="dxa" w:w="1296"/>
+            <w:vAlign w:val="center"/>
+          </w:tcPr>
+          <w:p>
+            <w:r/>
+            <w:r>
+              <w:rPr>
+                <w:rFonts w:ascii="Calibri" w:hAnsi="Calibri"/>
+                <w:b w:val="0"/>
+                <w:sz w:val="20"/>
+              </w:rPr>
+              <w:t>3%</w:t>
+            </w:r>
+          </w:p>
+        </w:tc>
+        <w:tc>
+          <w:tcPr>
+            <w:tcW w:type="dxa" w:w="1296"/>
+            <w:vAlign w:val="center"/>
+          </w:tcPr>
+          <w:p>
+            <w:r/>
+            <w:r>
+              <w:rPr>
+                <w:rFonts w:ascii="Calibri" w:hAnsi="Calibri"/>
+                <w:b w:val="0"/>
+                <w:sz w:val="20"/>
+              </w:rPr>
+              <w:t>1%</w:t>
+            </w:r>
+          </w:p>
+        </w:tc>
+        <w:tc>
+          <w:tcPr>
+            <w:tcW w:type="dxa" w:w="1512"/>
+            <w:vAlign w:val="center"/>
+          </w:tcPr>
+          <w:p>
+            <w:r/>
+            <w:r>
+              <w:rPr>
+                <w:rFonts w:ascii="Calibri" w:hAnsi="Calibri"/>
+                <w:b w:val="0"/>
+                <w:sz w:val="20"/>
+              </w:rPr>
+              <w:t>70%</w:t>
+            </w:r>
+          </w:p>
+        </w:tc>
+        <w:tc>
+          <w:tcPr>
+            <w:tcW w:type="dxa" w:w="1656"/>
+            <w:vAlign w:val="center"/>
+          </w:tcPr>
+          <w:p>
+            <w:r/>
+            <w:r>
+              <w:rPr>
+                <w:rFonts w:ascii="Calibri" w:hAnsi="Calibri"/>
+                <w:b w:val="0"/>
+                <w:sz w:val="20"/>
+              </w:rPr>
+              <w:t>25%</w:t>
+            </w:r>
+          </w:p>
+        </w:tc>
+      </w:tr>
+      <w:tr>
+        <w:tc>
+          <w:tcPr>
+            <w:tcW w:type="dxa" w:w="2088"/>
+            <w:vAlign w:val="center"/>
+          </w:tcPr>
+          <w:p>
+            <w:r/>
+            <w:r>
+              <w:rPr>
+                <w:rFonts w:ascii="Calibri" w:hAnsi="Calibri"/>
+                <w:b w:val="0"/>
+                <w:sz w:val="20"/>
+              </w:rPr>
+              <w:t>Googly</w:t>
+            </w:r>
+          </w:p>
+        </w:tc>
+        <w:tc>
+          <w:tcPr>
+            <w:tcW w:type="dxa" w:w="1296"/>
+            <w:vAlign w:val="center"/>
+          </w:tcPr>
+          <w:p>
+            <w:r/>
+            <w:r>
+              <w:rPr>
+                <w:rFonts w:ascii="Calibri" w:hAnsi="Calibri"/>
+                <w:b w:val="0"/>
+                <w:sz w:val="20"/>
+              </w:rPr>
+              <w:t>7%</w:t>
+            </w:r>
+          </w:p>
+        </w:tc>
+        <w:tc>
+          <w:tcPr>
+            <w:tcW w:type="dxa" w:w="1296"/>
+            <w:vAlign w:val="center"/>
+          </w:tcPr>
+          <w:p>
+            <w:r/>
+            <w:r>
+              <w:rPr>
+                <w:rFonts w:ascii="Calibri" w:hAnsi="Calibri"/>
+                <w:b w:val="0"/>
+                <w:sz w:val="20"/>
+              </w:rPr>
+              <w:t>2%</w:t>
+            </w:r>
+          </w:p>
+        </w:tc>
+        <w:tc>
+          <w:tcPr>
+            <w:tcW w:type="dxa" w:w="1296"/>
+            <w:vAlign w:val="center"/>
+          </w:tcPr>
+          <w:p>
+            <w:r/>
+            <w:r>
+              <w:rPr>
+                <w:rFonts w:ascii="Calibri" w:hAnsi="Calibri"/>
+                <w:b w:val="0"/>
+                <w:sz w:val="20"/>
+              </w:rPr>
+              <w:t>1%</w:t>
+            </w:r>
+          </w:p>
+        </w:tc>
+        <w:tc>
+          <w:tcPr>
+            <w:tcW w:type="dxa" w:w="1512"/>
+            <w:vAlign w:val="center"/>
+          </w:tcPr>
+          <w:p>
+            <w:r/>
+            <w:r>
+              <w:rPr>
+                <w:rFonts w:ascii="Calibri" w:hAnsi="Calibri"/>
+                <w:b w:val="0"/>
+                <w:sz w:val="20"/>
+              </w:rPr>
+              <w:t>100%</w:t>
+            </w:r>
+          </w:p>
+        </w:tc>
+        <w:tc>
+          <w:tcPr>
+            <w:tcW w:type="dxa" w:w="1656"/>
+            <w:vAlign w:val="center"/>
+          </w:tcPr>
+          <w:p>
+            <w:r/>
+            <w:r>
+              <w:rPr>
+                <w:rFonts w:ascii="Calibri" w:hAnsi="Calibri"/>
+                <w:b w:val="0"/>
+                <w:sz w:val="20"/>
+              </w:rPr>
+              <w:t>15%</w:t>
+            </w:r>
+          </w:p>
+        </w:tc>
+      </w:tr>
+    </w:tbl>
+    <w:p/>
+    <w:tbl>
+      <w:tblPr>
+        <w:tblStyle w:val="TableGrid"/>
+        <w:tblW w:type="auto" w:w="0"/>
+        <w:tblLayout w:type="fixed"/>
+        <w:tblLook w:firstColumn="1" w:firstRow="1" w:lastColumn="0" w:lastRow="0" w:noHBand="0" w:noVBand="1" w:val="04A0"/>
+      </w:tblPr>
+      <w:tblGrid>
+        <w:gridCol w:w="4680"/>
+        <w:gridCol w:w="4680"/>
+      </w:tblGrid>
+      <w:tr>
+        <w:tc>
+          <w:tcPr>
+            <w:tcW w:type="dxa" w:w="3600"/>
+            <w:vAlign w:val="center"/>
+            <w:shd w:fill="E8EEF5"/>
+          </w:tcPr>
+          <w:p>
+            <w:r/>
+            <w:r>
+              <w:rPr>
+                <w:rFonts w:ascii="Calibri" w:hAnsi="Calibri"/>
+                <w:b/>
+                <w:sz w:val="20"/>
+              </w:rPr>
+              <w:t>Spam Trigger</w:t>
+            </w:r>
+          </w:p>
+        </w:tc>
+        <w:tc>
+          <w:tcPr>
+            <w:tcW w:type="dxa" w:w="5760"/>
+            <w:vAlign w:val="center"/>
+            <w:shd w:fill="E8EEF5"/>
+          </w:tcPr>
+          <w:p>
+            <w:r/>
+            <w:r>
+              <w:rPr>
+                <w:rFonts w:ascii="Calibri" w:hAnsi="Calibri"/>
+                <w:b/>
+                <w:sz w:val="20"/>
+              </w:rPr>
+              <w:t>Result</w:t>
+            </w:r>
+          </w:p>
+        </w:tc>
+      </w:tr>
+      <w:tr>
+        <w:tc>
+          <w:tcPr>
+            <w:tcW w:type="dxa" w:w="3600"/>
+            <w:vAlign w:val="center"/>
+          </w:tcPr>
+          <w:p>
+            <w:r/>
+            <w:r>
+              <w:rPr>
+                <w:rFonts w:ascii="Calibri" w:hAnsi="Calibri"/>
+                <w:b w:val="0"/>
+                <w:sz w:val="20"/>
+              </w:rPr>
+              <w:t>2nd consecutive same delivery</w:t>
+            </w:r>
+          </w:p>
+        </w:tc>
+        <w:tc>
+          <w:tcPr>
+            <w:tcW w:type="dxa" w:w="5760"/>
+            <w:vAlign w:val="center"/>
+          </w:tcPr>
+          <w:p>
+            <w:r/>
+            <w:r>
+              <w:rPr>
+                <w:rFonts w:ascii="Calibri" w:hAnsi="Calibri"/>
+                <w:b w:val="0"/>
+                <w:sz w:val="20"/>
+              </w:rPr>
+              <w:t>20% Wide, 80% legal</w:t>
+            </w:r>
+          </w:p>
+        </w:tc>
+      </w:tr>
+      <w:tr>
+        <w:tc>
+          <w:tcPr>
+            <w:tcW w:type="dxa" w:w="3600"/>
+            <w:vAlign w:val="center"/>
+          </w:tcPr>
+          <w:p>
+            <w:r/>
+            <w:r>
+              <w:rPr>
+                <w:rFonts w:ascii="Calibri" w:hAnsi="Calibri"/>
+                <w:b w:val="0"/>
+                <w:sz w:val="20"/>
+              </w:rPr>
+              <w:t>3rd consecutive same delivery</w:t>
+            </w:r>
+          </w:p>
+        </w:tc>
+        <w:tc>
+          <w:tcPr>
+            <w:tcW w:type="dxa" w:w="5760"/>
+            <w:vAlign w:val="center"/>
+          </w:tcPr>
+          <w:p>
+            <w:r/>
+            <w:r>
+              <w:rPr>
+                <w:rFonts w:ascii="Calibri" w:hAnsi="Calibri"/>
+                <w:b w:val="0"/>
+                <w:sz w:val="20"/>
+              </w:rPr>
+              <w:t>70% No Ball, 30% legal</w:t>
+            </w:r>
+          </w:p>
+        </w:tc>
+      </w:tr>
+      <w:tr>
+        <w:tc>
+          <w:tcPr>
+            <w:tcW w:type="dxa" w:w="3600"/>
+            <w:vAlign w:val="center"/>
+          </w:tcPr>
+          <w:p>
+            <w:r/>
+            <w:r>
+              <w:rPr>
+                <w:rFonts w:ascii="Calibri" w:hAnsi="Calibri"/>
+                <w:b w:val="0"/>
+                <w:sz w:val="20"/>
+              </w:rPr>
+              <w:t>4th use of same delivery within an over</w:t>
+            </w:r>
+          </w:p>
+        </w:tc>
+        <w:tc>
+          <w:tcPr>
+            <w:tcW w:type="dxa" w:w="5760"/>
+            <w:vAlign w:val="center"/>
+          </w:tcPr>
+          <w:p>
+            <w:r/>
+            <w:r>
+              <w:rPr>
+                <w:rFonts w:ascii="Calibri" w:hAnsi="Calibri"/>
+                <w:b w:val="0"/>
+                <w:sz w:val="20"/>
+              </w:rPr>
+              <w:t>80% No Ball, 20% Wide</w:t>
+            </w:r>
+          </w:p>
+        </w:tc>
+      </w:tr>
+    </w:tbl>
+    <w:p/>
+    <w:p>
+      <w:pPr>
+        <w:pStyle w:val="Heading1"/>
+      </w:pPr>
+      <w:r>
+        <w:t>11. Innings, Match ID, And Finish</w:t>
       </w:r>
     </w:p>
     <w:p>
@@ -1325,7 +3947,7 @@
         <w:pStyle w:val="ListBullet"/>
       </w:pPr>
       <w:r>
-        <w:t>First innings ends when overs finish or all players are out.</w:t>
+        <w:t>First innings ends when overs finish or all available batters are out.</w:t>
       </w:r>
     </w:p>
     <w:p>
@@ -1333,7 +3955,7 @@
         <w:pStyle w:val="ListBullet"/>
       </w:pPr>
       <w:r>
-        <w:t>Full batting and bowling scorecard is sent after innings completion.</w:t>
+        <w:t>A full batting and bowling scorecard is sent after innings completion.</w:t>
       </w:r>
     </w:p>
     <w:p>
@@ -1341,7 +3963,7 @@
         <w:pStyle w:val="ListBullet"/>
       </w:pPr>
       <w:r>
-        <w:t>Second innings swaps batting and bowling roles.</w:t>
+        <w:t>Second innings swaps roles and target is first innings score plus 1.</w:t>
       </w:r>
     </w:p>
     <w:p>
@@ -1349,7 +3971,7 @@
         <w:pStyle w:val="ListBullet"/>
       </w:pPr>
       <w:r>
-        <w:t>Target is first innings score + 1.</w:t>
+        <w:t>Chasing team wins immediately after reaching target. Otherwise the defending team wins by runs.</w:t>
       </w:r>
     </w:p>
     <w:p>
@@ -1357,7 +3979,7 @@
         <w:pStyle w:val="ListBullet"/>
       </w:pPr>
       <w:r>
-        <w:t>Chasing team wins immediately after reaching target.</w:t>
+        <w:t>Every completed match is saved with a unique match id.</w:t>
       </w:r>
     </w:p>
     <w:p>
@@ -1365,7 +3987,7 @@
         <w:pStyle w:val="ListBullet"/>
       </w:pPr>
       <w:r>
-        <w:t>If chase fails, defending team wins by runs.</w:t>
+        <w:t>/matchin &lt;id&gt; shows the saved match summary, innings scorecards, player stats, key moments, and player of the match.</w:t>
       </w:r>
     </w:p>
     <w:p>
@@ -1373,7 +3995,7 @@
         <w:pStyle w:val="ListBullet"/>
       </w:pPr>
       <w:r>
-        <w:t>Completed match stats are saved to the database.</w:t>
+        <w:t>Player of the Match should be calculated from runs, wickets, catches, run outs, clutch chase/defense impact, and winning contribution.</w:t>
       </w:r>
     </w:p>
     <w:p>
@@ -1381,7 +4003,297 @@
         <w:pStyle w:val="Heading1"/>
       </w:pPr>
       <w:r>
-        <w:t>10. AI Replies</w:t>
+        <w:t>12. AI Commands</w:t>
+      </w:r>
+    </w:p>
+    <w:tbl>
+      <w:tblPr>
+        <w:tblStyle w:val="TableGrid"/>
+        <w:tblW w:type="auto" w:w="0"/>
+        <w:tblLayout w:type="fixed"/>
+        <w:tblLook w:firstColumn="1" w:firstRow="1" w:lastColumn="0" w:lastRow="0" w:noHBand="0" w:noVBand="1" w:val="04A0"/>
+      </w:tblPr>
+      <w:tblGrid>
+        <w:gridCol w:w="3120"/>
+        <w:gridCol w:w="3120"/>
+        <w:gridCol w:w="3120"/>
+      </w:tblGrid>
+      <w:tr>
+        <w:tc>
+          <w:tcPr>
+            <w:tcW w:type="dxa" w:w="1872"/>
+            <w:vAlign w:val="center"/>
+            <w:shd w:fill="E8EEF5"/>
+          </w:tcPr>
+          <w:p>
+            <w:r/>
+            <w:r>
+              <w:rPr>
+                <w:rFonts w:ascii="Calibri" w:hAnsi="Calibri"/>
+                <w:b/>
+                <w:sz w:val="20"/>
+              </w:rPr>
+              <w:t>Command</w:t>
+            </w:r>
+          </w:p>
+        </w:tc>
+        <w:tc>
+          <w:tcPr>
+            <w:tcW w:type="dxa" w:w="4464"/>
+            <w:vAlign w:val="center"/>
+            <w:shd w:fill="E8EEF5"/>
+          </w:tcPr>
+          <w:p>
+            <w:r/>
+            <w:r>
+              <w:rPr>
+                <w:rFonts w:ascii="Calibri" w:hAnsi="Calibri"/>
+                <w:b/>
+                <w:sz w:val="20"/>
+              </w:rPr>
+              <w:t>Purpose</w:t>
+            </w:r>
+          </w:p>
+        </w:tc>
+        <w:tc>
+          <w:tcPr>
+            <w:tcW w:type="dxa" w:w="3024"/>
+            <w:vAlign w:val="center"/>
+            <w:shd w:fill="E8EEF5"/>
+          </w:tcPr>
+          <w:p>
+            <w:r/>
+            <w:r>
+              <w:rPr>
+                <w:rFonts w:ascii="Calibri" w:hAnsi="Calibri"/>
+                <w:b/>
+                <w:sz w:val="20"/>
+              </w:rPr>
+              <w:t>Style</w:t>
+            </w:r>
+          </w:p>
+        </w:tc>
+      </w:tr>
+      <w:tr>
+        <w:tc>
+          <w:tcPr>
+            <w:tcW w:type="dxa" w:w="1872"/>
+            <w:vAlign w:val="center"/>
+          </w:tcPr>
+          <w:p>
+            <w:r/>
+            <w:r>
+              <w:rPr>
+                <w:rFonts w:ascii="Calibri" w:hAnsi="Calibri"/>
+                <w:b w:val="0"/>
+                <w:sz w:val="20"/>
+              </w:rPr>
+              <w:t>/ask &lt;question&gt;</w:t>
+            </w:r>
+          </w:p>
+        </w:tc>
+        <w:tc>
+          <w:tcPr>
+            <w:tcW w:type="dxa" w:w="4464"/>
+            <w:vAlign w:val="center"/>
+          </w:tcPr>
+          <w:p>
+            <w:r/>
+            <w:r>
+              <w:rPr>
+                <w:rFonts w:ascii="Calibri" w:hAnsi="Calibri"/>
+                <w:b w:val="0"/>
+                <w:sz w:val="20"/>
+              </w:rPr>
+              <w:t>Answers only ongoing-match questions such as who may win, where the match turned, who choked, and what the next pressure point is.</w:t>
+            </w:r>
+          </w:p>
+        </w:tc>
+        <w:tc>
+          <w:tcPr>
+            <w:tcW w:type="dxa" w:w="3024"/>
+            <w:vAlign w:val="center"/>
+          </w:tcPr>
+          <w:p>
+            <w:r/>
+            <w:r>
+              <w:rPr>
+                <w:rFonts w:ascii="Calibri" w:hAnsi="Calibri"/>
+                <w:b w:val="0"/>
+                <w:sz w:val="20"/>
+              </w:rPr>
+              <w:t>Short, funny, English-only, match-related, roast/bully energy without unrelated trash.</w:t>
+            </w:r>
+          </w:p>
+        </w:tc>
+      </w:tr>
+      <w:tr>
+        <w:tc>
+          <w:tcPr>
+            <w:tcW w:type="dxa" w:w="1872"/>
+            <w:vAlign w:val="center"/>
+          </w:tcPr>
+          <w:p>
+            <w:r/>
+            <w:r>
+              <w:rPr>
+                <w:rFonts w:ascii="Calibri" w:hAnsi="Calibri"/>
+                <w:b w:val="0"/>
+                <w:sz w:val="20"/>
+              </w:rPr>
+              <w:t>/buzz &lt;question&gt;</w:t>
+            </w:r>
+          </w:p>
+        </w:tc>
+        <w:tc>
+          <w:tcPr>
+            <w:tcW w:type="dxa" w:w="4464"/>
+            <w:vAlign w:val="center"/>
+          </w:tcPr>
+          <w:p>
+            <w:r/>
+            <w:r>
+              <w:rPr>
+                <w:rFonts w:ascii="Calibri" w:hAnsi="Calibri"/>
+                <w:b w:val="0"/>
+                <w:sz w:val="20"/>
+              </w:rPr>
+              <w:t>Uses database history for previous match details, player stats, top run scorers, wicket leaders, best matches, and player comparisons.</w:t>
+            </w:r>
+          </w:p>
+        </w:tc>
+        <w:tc>
+          <w:tcPr>
+            <w:tcW w:type="dxa" w:w="3024"/>
+            <w:vAlign w:val="center"/>
+          </w:tcPr>
+          <w:p>
+            <w:r/>
+            <w:r>
+              <w:rPr>
+                <w:rFonts w:ascii="Calibri" w:hAnsi="Calibri"/>
+                <w:b w:val="0"/>
+                <w:sz w:val="20"/>
+              </w:rPr>
+              <w:t>Human-style cricket banter with useful facts first and jokes second.</w:t>
+            </w:r>
+          </w:p>
+        </w:tc>
+      </w:tr>
+      <w:tr>
+        <w:tc>
+          <w:tcPr>
+            <w:tcW w:type="dxa" w:w="1872"/>
+            <w:vAlign w:val="center"/>
+          </w:tcPr>
+          <w:p>
+            <w:r/>
+            <w:r>
+              <w:rPr>
+                <w:rFonts w:ascii="Calibri" w:hAnsi="Calibri"/>
+                <w:b w:val="0"/>
+                <w:sz w:val="20"/>
+              </w:rPr>
+              <w:t>/matchin &lt;id&gt;</w:t>
+            </w:r>
+          </w:p>
+        </w:tc>
+        <w:tc>
+          <w:tcPr>
+            <w:tcW w:type="dxa" w:w="4464"/>
+            <w:vAlign w:val="center"/>
+          </w:tcPr>
+          <w:p>
+            <w:r/>
+            <w:r>
+              <w:rPr>
+                <w:rFonts w:ascii="Calibri" w:hAnsi="Calibri"/>
+                <w:b w:val="0"/>
+                <w:sz w:val="20"/>
+              </w:rPr>
+              <w:t>Shows one saved match by id with every important score and player detail.</w:t>
+            </w:r>
+          </w:p>
+        </w:tc>
+        <w:tc>
+          <w:tcPr>
+            <w:tcW w:type="dxa" w:w="3024"/>
+            <w:vAlign w:val="center"/>
+          </w:tcPr>
+          <w:p>
+            <w:r/>
+            <w:r>
+              <w:rPr>
+                <w:rFonts w:ascii="Calibri" w:hAnsi="Calibri"/>
+                <w:b w:val="0"/>
+                <w:sz w:val="20"/>
+              </w:rPr>
+              <w:t>Readable summary, not a raw database dump.</w:t>
+            </w:r>
+          </w:p>
+        </w:tc>
+      </w:tr>
+      <w:tr>
+        <w:tc>
+          <w:tcPr>
+            <w:tcW w:type="dxa" w:w="1872"/>
+            <w:vAlign w:val="center"/>
+          </w:tcPr>
+          <w:p>
+            <w:r/>
+            <w:r>
+              <w:rPr>
+                <w:rFonts w:ascii="Calibri" w:hAnsi="Calibri"/>
+                <w:b w:val="0"/>
+                <w:sz w:val="20"/>
+              </w:rPr>
+              <w:t>/myprofile</w:t>
+            </w:r>
+          </w:p>
+        </w:tc>
+        <w:tc>
+          <w:tcPr>
+            <w:tcW w:type="dxa" w:w="4464"/>
+            <w:vAlign w:val="center"/>
+          </w:tcPr>
+          <w:p>
+            <w:r/>
+            <w:r>
+              <w:rPr>
+                <w:rFonts w:ascii="Calibri" w:hAnsi="Calibri"/>
+                <w:b w:val="0"/>
+                <w:sz w:val="20"/>
+              </w:rPr>
+              <w:t>Shows the user's profile, virtual credits, game record, and cricket stats.</w:t>
+            </w:r>
+          </w:p>
+        </w:tc>
+        <w:tc>
+          <w:tcPr>
+            <w:tcW w:type="dxa" w:w="3024"/>
+            <w:vAlign w:val="center"/>
+          </w:tcPr>
+          <w:p>
+            <w:r/>
+            <w:r>
+              <w:rPr>
+                <w:rFonts w:ascii="Calibri" w:hAnsi="Calibri"/>
+                <w:b w:val="0"/>
+                <w:sz w:val="20"/>
+              </w:rPr>
+              <w:t>Compact and playful.</w:t>
+            </w:r>
+          </w:p>
+        </w:tc>
+      </w:tr>
+    </w:tbl>
+    <w:p/>
+    <w:p>
+      <w:pPr>
+        <w:pStyle w:val="ListBullet"/>
+      </w:pPr>
+      <w:r>
+        <w:t>The bot should not auto-reply to normal tagged/replied questions anymore.</w:t>
       </w:r>
     </w:p>
     <w:p>
@@ -1389,7 +4301,7 @@
         <w:pStyle w:val="ListBullet"/>
       </w:pPr>
       <w:r>
-        <w:t>AI answers player-stat questions when the user replies to a player, tags a username, uses a Telegram user link, or includes a Telegram id.</w:t>
+        <w:t>AI answers must use current match state for /ask and persisted database records for /buzz.</w:t>
       </w:r>
     </w:p>
     <w:p>
@@ -1397,7 +4309,7 @@
         <w:pStyle w:val="ListBullet"/>
       </w:pPr>
       <w:r>
-        <w:t>AI uses SQLite career stats, recent completed match snapshots, and live match state if the player is active.</w:t>
+        <w:t>Avoid huge paragraphs. Give the useful answer, then a quick human-style comment.</w:t>
       </w:r>
     </w:p>
     <w:p>
@@ -1405,7 +4317,15 @@
         <w:pStyle w:val="ListBullet"/>
       </w:pPr>
       <w:r>
-        <w:t>Gemini output uses gemini-flash-latest.</w:t>
+        <w:t>Gemini model remains gemini-flash-latest, with local fallback answers if GEMINI_API_KEY is missing.</w:t>
+      </w:r>
+    </w:p>
+    <w:p>
+      <w:pPr>
+        <w:pStyle w:val="Heading1"/>
+      </w:pPr>
+      <w:r>
+        <w:t>13. Virtual Credits And Fun Games</w:t>
       </w:r>
     </w:p>
     <w:p>
@@ -1413,7 +4333,7 @@
         <w:pStyle w:val="ListBullet"/>
       </w:pPr>
       <w:r>
-        <w:t>AI replies are English-only and use funny cricket banter with light playful roast energy.</w:t>
+        <w:t>All money/coins are virtual in-bot credits only. They have no real-world value.</w:t>
       </w:r>
     </w:p>
     <w:p>
@@ -1421,7 +4341,7 @@
         <w:pStyle w:val="ListBullet"/>
       </w:pPr>
       <w:r>
-        <w:t>Long AI answers are split into Telegram-safe chunks so the answer does not get cut off.</w:t>
+        <w:t>No deposits, no withdrawals, no buying credits, and no cash prizes.</w:t>
       </w:r>
     </w:p>
     <w:p>
@@ -1429,7 +4349,31 @@
         <w:pStyle w:val="ListBullet"/>
       </w:pPr>
       <w:r>
-        <w:t>Fallback local summaries work even without GEMINI_API_KEY.</w:t>
+        <w:t>/myprofile shows credits, match stats, mini-game wins, and losses.</w:t>
+      </w:r>
+    </w:p>
+    <w:p>
+      <w:pPr>
+        <w:pStyle w:val="ListBullet"/>
+      </w:pPr>
+      <w:r>
+        <w:t>PvP games can include Toss Duel, Number Smash, Run Race, Wicket Hunt, and Over Predictor.</w:t>
+      </w:r>
+    </w:p>
+    <w:p>
+      <w:pPr>
+        <w:pStyle w:val="ListBullet"/>
+      </w:pPr>
+      <w:r>
+        <w:t>Group games can include prediction pools using virtual credits, with the winning players sharing the virtual prize pot.</w:t>
+      </w:r>
+    </w:p>
+    <w:p>
+      <w:pPr>
+        <w:pStyle w:val="ListBullet"/>
+      </w:pPr>
+      <w:r>
+        <w:t>Game messages should be short, funny, and safe for group play.</w:t>
       </w:r>
     </w:p>
     <w:p>
@@ -1437,7 +4381,47 @@
         <w:pStyle w:val="Heading1"/>
       </w:pPr>
       <w:r>
-        <w:t>11. Render Free Deployment</w:t>
+        <w:t>14. Database And Persistence</w:t>
+      </w:r>
+    </w:p>
+    <w:p>
+      <w:pPr>
+        <w:pStyle w:val="ListBullet"/>
+      </w:pPr>
+      <w:r>
+        <w:t>SQLite stores live match snapshots, completed matches, career stats, player names/usernames, and virtual credit profiles.</w:t>
+      </w:r>
+    </w:p>
+    <w:p>
+      <w:pPr>
+        <w:pStyle w:val="ListBullet"/>
+      </w:pPr>
+      <w:r>
+        <w:t>Active match data should be saved after each important state change.</w:t>
+      </w:r>
+    </w:p>
+    <w:p>
+      <w:pPr>
+        <w:pStyle w:val="ListBullet"/>
+      </w:pPr>
+      <w:r>
+        <w:t>Completed match snapshots should preserve enough ball-by-ball and player detail for /matchin, /ask, and /buzz.</w:t>
+      </w:r>
+    </w:p>
+    <w:p>
+      <w:pPr>
+        <w:pStyle w:val="ListBullet"/>
+      </w:pPr>
+      <w:r>
+        <w:t>Free Render storage is temporary unless a persistent disk or external database is added later.</w:t>
+      </w:r>
+    </w:p>
+    <w:p>
+      <w:pPr>
+        <w:pStyle w:val="Heading1"/>
+      </w:pPr>
+      <w:r>
+        <w:t>15. Render Free Deployment</w:t>
       </w:r>
     </w:p>
     <w:p>
@@ -1755,7 +4739,7 @@
     </w:p>
     <w:p>
       <w:r>
-        <w:t>Free Render storage is temporary. SQLite stats may reset after redeploy/restart unless you later use a persistent disk or external database.</w:t>
+        <w:t>For long-term stats on Render Free, move DATABASE_PATH to a persistent disk or external database later.</w:t>
       </w:r>
     </w:p>
     <w:p>
@@ -1763,55 +4747,668 @@
         <w:pStyle w:val="Heading1"/>
       </w:pPr>
       <w:r>
-        <w:t>12. GitHub Upload Checklist</w:t>
+        <w:t>16. Updated Files</w:t>
       </w:r>
     </w:p>
-    <w:p>
-      <w:pPr>
-        <w:pStyle w:val="ListBullet"/>
-      </w:pPr>
-      <w:r>
-        <w:t>Upload/commit updated code files after each local change.</w:t>
-      </w:r>
-    </w:p>
-    <w:p>
-      <w:pPr>
-        <w:pStyle w:val="ListBullet"/>
-      </w:pPr>
-      <w:r>
-        <w:t>Do not upload .env, SQLite databases, or __pycache__.</w:t>
-      </w:r>
-    </w:p>
-    <w:p>
-      <w:pPr>
-        <w:pStyle w:val="ListBullet"/>
-      </w:pPr>
-      <w:r>
-        <w:t>If using GitHub website, drag updated files/folders and commit changes.</w:t>
-      </w:r>
-    </w:p>
-    <w:p>
-      <w:pPr>
-        <w:pStyle w:val="ListBullet"/>
-      </w:pPr>
-      <w:r>
-        <w:t>If using GitHub Desktop, copy updated files into the cloned repo, commit, then push.</w:t>
-      </w:r>
-    </w:p>
-    <w:p>
-      <w:pPr>
-        <w:pStyle w:val="ListBullet"/>
-      </w:pPr>
-      <w:r>
-        <w:t>After GitHub update, use Render Manual Deploy -&gt; Deploy latest commit.</w:t>
-      </w:r>
-    </w:p>
+    <w:tbl>
+      <w:tblPr>
+        <w:tblStyle w:val="TableGrid"/>
+        <w:tblW w:type="auto" w:w="0"/>
+        <w:tblLayout w:type="fixed"/>
+        <w:tblLook w:firstColumn="1" w:firstRow="1" w:lastColumn="0" w:lastRow="0" w:noHBand="0" w:noVBand="1" w:val="04A0"/>
+      </w:tblPr>
+      <w:tblGrid>
+        <w:gridCol w:w="3120"/>
+        <w:gridCol w:w="3120"/>
+        <w:gridCol w:w="3120"/>
+      </w:tblGrid>
+      <w:tr>
+        <w:tc>
+          <w:tcPr>
+            <w:tcW w:type="dxa" w:w="2448"/>
+            <w:vAlign w:val="center"/>
+            <w:shd w:fill="E8EEF5"/>
+          </w:tcPr>
+          <w:p>
+            <w:r/>
+            <w:r>
+              <w:rPr>
+                <w:rFonts w:ascii="Calibri" w:hAnsi="Calibri"/>
+                <w:b/>
+                <w:sz w:val="20"/>
+              </w:rPr>
+              <w:t>File</w:t>
+            </w:r>
+          </w:p>
+        </w:tc>
+        <w:tc>
+          <w:tcPr>
+            <w:tcW w:type="dxa" w:w="2880"/>
+            <w:vAlign w:val="center"/>
+            <w:shd w:fill="E8EEF5"/>
+          </w:tcPr>
+          <w:p>
+            <w:r/>
+            <w:r>
+              <w:rPr>
+                <w:rFonts w:ascii="Calibri" w:hAnsi="Calibri"/>
+                <w:b/>
+                <w:sz w:val="20"/>
+              </w:rPr>
+              <w:t>Purpose</w:t>
+            </w:r>
+          </w:p>
+        </w:tc>
+        <w:tc>
+          <w:tcPr>
+            <w:tcW w:type="dxa" w:w="4032"/>
+            <w:vAlign w:val="center"/>
+            <w:shd w:fill="E8EEF5"/>
+          </w:tcPr>
+          <w:p>
+            <w:r/>
+            <w:r>
+              <w:rPr>
+                <w:rFonts w:ascii="Calibri" w:hAnsi="Calibri"/>
+                <w:b/>
+                <w:sz w:val="20"/>
+              </w:rPr>
+              <w:t>Latest Spec Coverage</w:t>
+            </w:r>
+          </w:p>
+        </w:tc>
+      </w:tr>
+      <w:tr>
+        <w:tc>
+          <w:tcPr>
+            <w:tcW w:type="dxa" w:w="2448"/>
+            <w:vAlign w:val="center"/>
+          </w:tcPr>
+          <w:p>
+            <w:r/>
+            <w:r>
+              <w:rPr>
+                <w:rFonts w:ascii="Calibri" w:hAnsi="Calibri"/>
+                <w:b w:val="0"/>
+                <w:sz w:val="20"/>
+              </w:rPr>
+              <w:t>main.py</w:t>
+            </w:r>
+          </w:p>
+        </w:tc>
+        <w:tc>
+          <w:tcPr>
+            <w:tcW w:type="dxa" w:w="2880"/>
+            <w:vAlign w:val="center"/>
+          </w:tcPr>
+          <w:p>
+            <w:r/>
+            <w:r>
+              <w:rPr>
+                <w:rFonts w:ascii="Calibri" w:hAnsi="Calibri"/>
+                <w:b w:val="0"/>
+                <w:sz w:val="20"/>
+              </w:rPr>
+              <w:t>Starts the bot</w:t>
+            </w:r>
+          </w:p>
+        </w:tc>
+        <w:tc>
+          <w:tcPr>
+            <w:tcW w:type="dxa" w:w="4032"/>
+            <w:vAlign w:val="center"/>
+          </w:tcPr>
+          <w:p>
+            <w:r/>
+            <w:r>
+              <w:rPr>
+                <w:rFonts w:ascii="Calibri" w:hAnsi="Calibri"/>
+                <w:b w:val="0"/>
+                <w:sz w:val="20"/>
+              </w:rPr>
+              <w:t>Calls cricket_verse.bot.run().</w:t>
+            </w:r>
+          </w:p>
+        </w:tc>
+      </w:tr>
+      <w:tr>
+        <w:tc>
+          <w:tcPr>
+            <w:tcW w:type="dxa" w:w="2448"/>
+            <w:vAlign w:val="center"/>
+          </w:tcPr>
+          <w:p>
+            <w:r/>
+            <w:r>
+              <w:rPr>
+                <w:rFonts w:ascii="Calibri" w:hAnsi="Calibri"/>
+                <w:b w:val="0"/>
+                <w:sz w:val="20"/>
+              </w:rPr>
+              <w:t>cricket_verse/bot.py</w:t>
+            </w:r>
+          </w:p>
+        </w:tc>
+        <w:tc>
+          <w:tcPr>
+            <w:tcW w:type="dxa" w:w="2880"/>
+            <w:vAlign w:val="center"/>
+          </w:tcPr>
+          <w:p>
+            <w:r/>
+            <w:r>
+              <w:rPr>
+                <w:rFonts w:ascii="Calibri" w:hAnsi="Calibri"/>
+                <w:b w:val="0"/>
+                <w:sz w:val="20"/>
+              </w:rPr>
+              <w:t>Telegram commands, callback buttons, lobby, gameplay flow</w:t>
+            </w:r>
+          </w:p>
+        </w:tc>
+        <w:tc>
+          <w:tcPr>
+            <w:tcW w:type="dxa" w:w="4032"/>
+            <w:vAlign w:val="center"/>
+          </w:tcPr>
+          <w:p>
+            <w:r/>
+            <w:r>
+              <w:rPr>
+                <w:rFonts w:ascii="Calibri" w:hAnsi="Calibri"/>
+                <w:b w:val="0"/>
+                <w:sz w:val="20"/>
+              </w:rPr>
+              <w:t>Needs command surface for /ask, /buzz, /matchin, /myprofile, DRS buttons, same-message /myteam menus, and virtual games.</w:t>
+            </w:r>
+          </w:p>
+        </w:tc>
+      </w:tr>
+      <w:tr>
+        <w:tc>
+          <w:tcPr>
+            <w:tcW w:type="dxa" w:w="2448"/>
+            <w:vAlign w:val="center"/>
+          </w:tcPr>
+          <w:p>
+            <w:r/>
+            <w:r>
+              <w:rPr>
+                <w:rFonts w:ascii="Calibri" w:hAnsi="Calibri"/>
+                <w:b w:val="0"/>
+                <w:sz w:val="20"/>
+              </w:rPr>
+              <w:t>cricket_verse/engine.py</w:t>
+            </w:r>
+          </w:p>
+        </w:tc>
+        <w:tc>
+          <w:tcPr>
+            <w:tcW w:type="dxa" w:w="2880"/>
+            <w:vAlign w:val="center"/>
+          </w:tcPr>
+          <w:p>
+            <w:r/>
+            <w:r>
+              <w:rPr>
+                <w:rFonts w:ascii="Calibri" w:hAnsi="Calibri"/>
+                <w:b w:val="0"/>
+                <w:sz w:val="20"/>
+              </w:rPr>
+              <w:t>Cricket scoring and wicket engine</w:t>
+            </w:r>
+          </w:p>
+        </w:tc>
+        <w:tc>
+          <w:tcPr>
+            <w:tcW w:type="dxa" w:w="4032"/>
+            <w:vAlign w:val="center"/>
+          </w:tcPr>
+          <w:p>
+            <w:r/>
+            <w:r>
+              <w:rPr>
+                <w:rFonts w:ascii="Calibri" w:hAnsi="Calibri"/>
+                <w:b w:val="0"/>
+                <w:sz w:val="20"/>
+              </w:rPr>
+              <w:t>Needs latest hard-ball, wicket probability, spam percentage, DRS, and player-of-match logic.</w:t>
+            </w:r>
+          </w:p>
+        </w:tc>
+      </w:tr>
+      <w:tr>
+        <w:tc>
+          <w:tcPr>
+            <w:tcW w:type="dxa" w:w="2448"/>
+            <w:vAlign w:val="center"/>
+          </w:tcPr>
+          <w:p>
+            <w:r/>
+            <w:r>
+              <w:rPr>
+                <w:rFonts w:ascii="Calibri" w:hAnsi="Calibri"/>
+                <w:b w:val="0"/>
+                <w:sz w:val="20"/>
+              </w:rPr>
+              <w:t>cricket_verse/game_data.py</w:t>
+            </w:r>
+          </w:p>
+        </w:tc>
+        <w:tc>
+          <w:tcPr>
+            <w:tcW w:type="dxa" w:w="2880"/>
+            <w:vAlign w:val="center"/>
+          </w:tcPr>
+          <w:p>
+            <w:r/>
+            <w:r>
+              <w:rPr>
+                <w:rFonts w:ascii="Calibri" w:hAnsi="Calibri"/>
+                <w:b w:val="0"/>
+                <w:sz w:val="20"/>
+              </w:rPr>
+              <w:t>Pacer/spinner delivery tables</w:t>
+            </w:r>
+          </w:p>
+        </w:tc>
+        <w:tc>
+          <w:tcPr>
+            <w:tcW w:type="dxa" w:w="4032"/>
+            <w:vAlign w:val="center"/>
+          </w:tcPr>
+          <w:p>
+            <w:r/>
+            <w:r>
+              <w:rPr>
+                <w:rFonts w:ascii="Calibri" w:hAnsi="Calibri"/>
+                <w:b w:val="0"/>
+                <w:sz w:val="20"/>
+              </w:rPr>
+              <w:t>Stores delivery lengths, MLR, hard balls, catch balls, extras, and spam data.</w:t>
+            </w:r>
+          </w:p>
+        </w:tc>
+      </w:tr>
+      <w:tr>
+        <w:tc>
+          <w:tcPr>
+            <w:tcW w:type="dxa" w:w="2448"/>
+            <w:vAlign w:val="center"/>
+          </w:tcPr>
+          <w:p>
+            <w:r/>
+            <w:r>
+              <w:rPr>
+                <w:rFonts w:ascii="Calibri" w:hAnsi="Calibri"/>
+                <w:b w:val="0"/>
+                <w:sz w:val="20"/>
+              </w:rPr>
+              <w:t>cricket_verse/formatting.py</w:t>
+            </w:r>
+          </w:p>
+        </w:tc>
+        <w:tc>
+          <w:tcPr>
+            <w:tcW w:type="dxa" w:w="2880"/>
+            <w:vAlign w:val="center"/>
+          </w:tcPr>
+          <w:p>
+            <w:r/>
+            <w:r>
+              <w:rPr>
+                <w:rFonts w:ascii="Calibri" w:hAnsi="Calibri"/>
+                <w:b w:val="0"/>
+                <w:sz w:val="20"/>
+              </w:rPr>
+              <w:t>MPMM and scorecard text</w:t>
+            </w:r>
+          </w:p>
+        </w:tc>
+        <w:tc>
+          <w:tcPr>
+            <w:tcW w:type="dxa" w:w="4032"/>
+            <w:vAlign w:val="center"/>
+          </w:tcPr>
+          <w:p>
+            <w:r/>
+            <w:r>
+              <w:rPr>
+                <w:rFonts w:ascii="Calibri" w:hAnsi="Calibri"/>
+                <w:b w:val="0"/>
+                <w:sz w:val="20"/>
+              </w:rPr>
+              <w:t>Needs compact human UI, player of match, /matchin summary, and profile formatting.</w:t>
+            </w:r>
+          </w:p>
+        </w:tc>
+      </w:tr>
+      <w:tr>
+        <w:tc>
+          <w:tcPr>
+            <w:tcW w:type="dxa" w:w="2448"/>
+            <w:vAlign w:val="center"/>
+          </w:tcPr>
+          <w:p>
+            <w:r/>
+            <w:r>
+              <w:rPr>
+                <w:rFonts w:ascii="Calibri" w:hAnsi="Calibri"/>
+                <w:b w:val="0"/>
+                <w:sz w:val="20"/>
+              </w:rPr>
+              <w:t>cricket_verse/database.py</w:t>
+            </w:r>
+          </w:p>
+        </w:tc>
+        <w:tc>
+          <w:tcPr>
+            <w:tcW w:type="dxa" w:w="2880"/>
+            <w:vAlign w:val="center"/>
+          </w:tcPr>
+          <w:p>
+            <w:r/>
+            <w:r>
+              <w:rPr>
+                <w:rFonts w:ascii="Calibri" w:hAnsi="Calibri"/>
+                <w:b w:val="0"/>
+                <w:sz w:val="20"/>
+              </w:rPr>
+              <w:t>SQLite persistence</w:t>
+            </w:r>
+          </w:p>
+        </w:tc>
+        <w:tc>
+          <w:tcPr>
+            <w:tcW w:type="dxa" w:w="4032"/>
+            <w:vAlign w:val="center"/>
+          </w:tcPr>
+          <w:p>
+            <w:r/>
+            <w:r>
+              <w:rPr>
+                <w:rFonts w:ascii="Calibri" w:hAnsi="Calibri"/>
+                <w:b w:val="0"/>
+                <w:sz w:val="20"/>
+              </w:rPr>
+              <w:t>Needs match ids, completed-match query helpers, virtual credits, and richer history for /buzz.</w:t>
+            </w:r>
+          </w:p>
+        </w:tc>
+      </w:tr>
+      <w:tr>
+        <w:tc>
+          <w:tcPr>
+            <w:tcW w:type="dxa" w:w="2448"/>
+            <w:vAlign w:val="center"/>
+          </w:tcPr>
+          <w:p>
+            <w:r/>
+            <w:r>
+              <w:rPr>
+                <w:rFonts w:ascii="Calibri" w:hAnsi="Calibri"/>
+                <w:b w:val="0"/>
+                <w:sz w:val="20"/>
+              </w:rPr>
+              <w:t>cricket_verse/gemini.py</w:t>
+            </w:r>
+          </w:p>
+        </w:tc>
+        <w:tc>
+          <w:tcPr>
+            <w:tcW w:type="dxa" w:w="2880"/>
+            <w:vAlign w:val="center"/>
+          </w:tcPr>
+          <w:p>
+            <w:r/>
+            <w:r>
+              <w:rPr>
+                <w:rFonts w:ascii="Calibri" w:hAnsi="Calibri"/>
+                <w:b w:val="0"/>
+                <w:sz w:val="20"/>
+              </w:rPr>
+              <w:t>Gemini-backed answers</w:t>
+            </w:r>
+          </w:p>
+        </w:tc>
+        <w:tc>
+          <w:tcPr>
+            <w:tcW w:type="dxa" w:w="4032"/>
+            <w:vAlign w:val="center"/>
+          </w:tcPr>
+          <w:p>
+            <w:r/>
+            <w:r>
+              <w:rPr>
+                <w:rFonts w:ascii="Calibri" w:hAnsi="Calibri"/>
+                <w:b w:val="0"/>
+                <w:sz w:val="20"/>
+              </w:rPr>
+              <w:t>Should answer only /ask and /buzz, English-only, short, funny, database-backed.</w:t>
+            </w:r>
+          </w:p>
+        </w:tc>
+      </w:tr>
+      <w:tr>
+        <w:tc>
+          <w:tcPr>
+            <w:tcW w:type="dxa" w:w="2448"/>
+            <w:vAlign w:val="center"/>
+          </w:tcPr>
+          <w:p>
+            <w:r/>
+            <w:r>
+              <w:rPr>
+                <w:rFonts w:ascii="Calibri" w:hAnsi="Calibri"/>
+                <w:b w:val="0"/>
+                <w:sz w:val="20"/>
+              </w:rPr>
+              <w:t>cricket_verse/config.py</w:t>
+            </w:r>
+          </w:p>
+        </w:tc>
+        <w:tc>
+          <w:tcPr>
+            <w:tcW w:type="dxa" w:w="2880"/>
+            <w:vAlign w:val="center"/>
+          </w:tcPr>
+          <w:p>
+            <w:r/>
+            <w:r>
+              <w:rPr>
+                <w:rFonts w:ascii="Calibri" w:hAnsi="Calibri"/>
+                <w:b w:val="0"/>
+                <w:sz w:val="20"/>
+              </w:rPr>
+              <w:t>Environment settings</w:t>
+            </w:r>
+          </w:p>
+        </w:tc>
+        <w:tc>
+          <w:tcPr>
+            <w:tcW w:type="dxa" w:w="4032"/>
+            <w:vAlign w:val="center"/>
+          </w:tcPr>
+          <w:p>
+            <w:r/>
+            <w:r>
+              <w:rPr>
+                <w:rFonts w:ascii="Calibri" w:hAnsi="Calibri"/>
+                <w:b w:val="0"/>
+                <w:sz w:val="20"/>
+              </w:rPr>
+              <w:t>RUN_MODE, PORT, webhook path/url, Gemini model, database path.</w:t>
+            </w:r>
+          </w:p>
+        </w:tc>
+      </w:tr>
+      <w:tr>
+        <w:tc>
+          <w:tcPr>
+            <w:tcW w:type="dxa" w:w="2448"/>
+            <w:vAlign w:val="center"/>
+          </w:tcPr>
+          <w:p>
+            <w:r/>
+            <w:r>
+              <w:rPr>
+                <w:rFonts w:ascii="Calibri" w:hAnsi="Calibri"/>
+                <w:b w:val="0"/>
+                <w:sz w:val="20"/>
+              </w:rPr>
+              <w:t>render.yaml</w:t>
+            </w:r>
+          </w:p>
+        </w:tc>
+        <w:tc>
+          <w:tcPr>
+            <w:tcW w:type="dxa" w:w="2880"/>
+            <w:vAlign w:val="center"/>
+          </w:tcPr>
+          <w:p>
+            <w:r/>
+            <w:r>
+              <w:rPr>
+                <w:rFonts w:ascii="Calibri" w:hAnsi="Calibri"/>
+                <w:b w:val="0"/>
+                <w:sz w:val="20"/>
+              </w:rPr>
+              <w:t>Render deployment blueprint</w:t>
+            </w:r>
+          </w:p>
+        </w:tc>
+        <w:tc>
+          <w:tcPr>
+            <w:tcW w:type="dxa" w:w="4032"/>
+            <w:vAlign w:val="center"/>
+          </w:tcPr>
+          <w:p>
+            <w:r/>
+            <w:r>
+              <w:rPr>
+                <w:rFonts w:ascii="Calibri" w:hAnsi="Calibri"/>
+                <w:b w:val="0"/>
+                <w:sz w:val="20"/>
+              </w:rPr>
+              <w:t>Free web service, Python 3.12.8, webhook env setup.</w:t>
+            </w:r>
+          </w:p>
+        </w:tc>
+      </w:tr>
+      <w:tr>
+        <w:tc>
+          <w:tcPr>
+            <w:tcW w:type="dxa" w:w="2448"/>
+            <w:vAlign w:val="center"/>
+          </w:tcPr>
+          <w:p>
+            <w:r/>
+            <w:r>
+              <w:rPr>
+                <w:rFonts w:ascii="Calibri" w:hAnsi="Calibri"/>
+                <w:b w:val="0"/>
+                <w:sz w:val="20"/>
+              </w:rPr>
+              <w:t>.env.example</w:t>
+            </w:r>
+          </w:p>
+        </w:tc>
+        <w:tc>
+          <w:tcPr>
+            <w:tcW w:type="dxa" w:w="2880"/>
+            <w:vAlign w:val="center"/>
+          </w:tcPr>
+          <w:p>
+            <w:r/>
+            <w:r>
+              <w:rPr>
+                <w:rFonts w:ascii="Calibri" w:hAnsi="Calibri"/>
+                <w:b w:val="0"/>
+                <w:sz w:val="20"/>
+              </w:rPr>
+              <w:t>Local env template</w:t>
+            </w:r>
+          </w:p>
+        </w:tc>
+        <w:tc>
+          <w:tcPr>
+            <w:tcW w:type="dxa" w:w="4032"/>
+            <w:vAlign w:val="center"/>
+          </w:tcPr>
+          <w:p>
+            <w:r/>
+            <w:r>
+              <w:rPr>
+                <w:rFonts w:ascii="Calibri" w:hAnsi="Calibri"/>
+                <w:b w:val="0"/>
+                <w:sz w:val="20"/>
+              </w:rPr>
+              <w:t>Uses gemini-flash-latest and webhook/polling switches.</w:t>
+            </w:r>
+          </w:p>
+        </w:tc>
+      </w:tr>
+      <w:tr>
+        <w:tc>
+          <w:tcPr>
+            <w:tcW w:type="dxa" w:w="2448"/>
+            <w:vAlign w:val="center"/>
+          </w:tcPr>
+          <w:p>
+            <w:r/>
+            <w:r>
+              <w:rPr>
+                <w:rFonts w:ascii="Calibri" w:hAnsi="Calibri"/>
+                <w:b w:val="0"/>
+                <w:sz w:val="20"/>
+              </w:rPr>
+              <w:t>README.md</w:t>
+            </w:r>
+          </w:p>
+        </w:tc>
+        <w:tc>
+          <w:tcPr>
+            <w:tcW w:type="dxa" w:w="2880"/>
+            <w:vAlign w:val="center"/>
+          </w:tcPr>
+          <w:p>
+            <w:r/>
+            <w:r>
+              <w:rPr>
+                <w:rFonts w:ascii="Calibri" w:hAnsi="Calibri"/>
+                <w:b w:val="0"/>
+                <w:sz w:val="20"/>
+              </w:rPr>
+              <w:t>Human quick guide</w:t>
+            </w:r>
+          </w:p>
+        </w:tc>
+        <w:tc>
+          <w:tcPr>
+            <w:tcW w:type="dxa" w:w="4032"/>
+            <w:vAlign w:val="center"/>
+          </w:tcPr>
+          <w:p>
+            <w:r/>
+            <w:r>
+              <w:rPr>
+                <w:rFonts w:ascii="Calibri" w:hAnsi="Calibri"/>
+                <w:b w:val="0"/>
+                <w:sz w:val="20"/>
+              </w:rPr>
+              <w:t>Should mirror this command and rule update after implementation.</w:t>
+            </w:r>
+          </w:p>
+        </w:tc>
+      </w:tr>
+    </w:tbl>
+    <w:p/>
     <w:p>
       <w:pPr>
         <w:pStyle w:val="Heading1"/>
       </w:pPr>
       <w:r>
-        <w:t>13. Important Environment Variables</w:t>
+        <w:t>17. Important Environment Variables</w:t>
       </w:r>
     </w:p>
     <w:p>
@@ -1877,7 +5474,7 @@
         <w:pStyle w:val="Heading1"/>
       </w:pPr>
       <w:r>
-        <w:t>14. Current Function Map</w:t>
+        <w:t>18. Current Function Map</w:t>
       </w:r>
     </w:p>
     <w:tbl>
@@ -2198,7 +5795,7 @@
         <w:pStyle w:val="Heading1"/>
       </w:pPr>
       <w:r>
-        <w:t>15. Final Notes</w:t>
+        <w:t>19. Final Notes</w:t>
       </w:r>
     </w:p>
     <w:p>
@@ -2206,7 +5803,7 @@
         <w:pStyle w:val="ListBullet"/>
       </w:pPr>
       <w:r>
-        <w:t>The current local files compile successfully with bundled Python.</w:t>
+        <w:t>This document is the updated local Cricket Verse specification for the next code pass.</w:t>
       </w:r>
     </w:p>
     <w:p>
@@ -2214,7 +5811,7 @@
         <w:pStyle w:val="ListBullet"/>
       </w:pPr>
       <w:r>
-        <w:t>Render should be redeployed after GitHub receives these updated files.</w:t>
+        <w:t>Render should be redeployed after GitHub receives the updated files.</w:t>
       </w:r>
     </w:p>
     <w:p>
